--- a/cm/lab2.1/report.docx
+++ b/cm/lab2.1/report.docx
@@ -980,7 +980,6 @@
         <w:rPr>
           <w:rFonts w:ascii="Times New Roman" w:eastAsia="Calibri" w:hAnsi="Times New Roman" w:cs="Times New Roman"/>
           <w:sz w:val="28"/>
-          <w:lang w:val="en-US"/>
         </w:rPr>
         <w:t>5</w:t>
       </w:r>
@@ -3063,28 +3062,371 @@
                 <w:rFonts w:ascii="Consolas" w:eastAsia="Times New Roman" w:hAnsi="Consolas" w:cs="Times New Roman"/>
                 <w:sz w:val="18"/>
                 <w:szCs w:val="18"/>
+                <w:lang w:eastAsia="ru-RU"/>
+              </w:rPr>
+            </w:pPr>
+            <w:r>
+              <w:rPr>
+                <w:rFonts w:ascii="Consolas" w:eastAsia="Times New Roman" w:hAnsi="Consolas" w:cs="Times New Roman"/>
+                <w:sz w:val="18"/>
+                <w:szCs w:val="18"/>
+                <w:lang w:eastAsia="ru-RU"/>
+              </w:rPr>
+              <w:t>function lab01()</w:t>
+            </w:r>
+          </w:p>
+          <w:p>
+            <w:pPr>
+              <w:spacing w:after="0" w:line="240" w:lineRule="auto"/>
+              <w:rPr>
+                <w:rFonts w:ascii="Consolas" w:eastAsia="Times New Roman" w:hAnsi="Consolas" w:cs="Times New Roman"/>
+                <w:sz w:val="18"/>
+                <w:szCs w:val="18"/>
+                <w:lang w:eastAsia="ru-RU"/>
+              </w:rPr>
+            </w:pPr>
+            <w:r>
+              <w:rPr>
+                <w:rFonts w:ascii="Consolas" w:eastAsia="Times New Roman" w:hAnsi="Consolas" w:cs="Times New Roman"/>
+                <w:sz w:val="18"/>
+                <w:szCs w:val="18"/>
+                <w:lang w:eastAsia="ru-RU"/>
+              </w:rPr>
+              <w:t xml:space="preserve">    clc();</w:t>
+            </w:r>
+          </w:p>
+          <w:p>
+            <w:pPr>
+              <w:spacing w:after="0" w:line="240" w:lineRule="auto"/>
+              <w:rPr>
+                <w:rFonts w:ascii="Consolas" w:eastAsia="Times New Roman" w:hAnsi="Consolas" w:cs="Times New Roman"/>
+                <w:sz w:val="18"/>
+                <w:szCs w:val="18"/>
+                <w:lang w:eastAsia="ru-RU"/>
+              </w:rPr>
+            </w:pPr>
+            <w:r>
+              <w:rPr>
+                <w:rFonts w:ascii="Consolas" w:eastAsia="Times New Roman" w:hAnsi="Consolas" w:cs="Times New Roman"/>
+                <w:sz w:val="18"/>
+                <w:szCs w:val="18"/>
+                <w:lang w:eastAsia="ru-RU"/>
+              </w:rPr>
+              <w:t xml:space="preserve">    clf();</w:t>
+            </w:r>
+          </w:p>
+          <w:p>
+            <w:pPr>
+              <w:spacing w:after="0" w:line="240" w:lineRule="auto"/>
+              <w:rPr>
+                <w:rFonts w:ascii="Consolas" w:eastAsia="Times New Roman" w:hAnsi="Consolas" w:cs="Times New Roman"/>
+                <w:sz w:val="18"/>
+                <w:szCs w:val="18"/>
+                <w:lang w:eastAsia="ru-RU"/>
+              </w:rPr>
+            </w:pPr>
+          </w:p>
+          <w:p>
+            <w:pPr>
+              <w:spacing w:after="0" w:line="240" w:lineRule="auto"/>
+              <w:rPr>
+                <w:rFonts w:ascii="Consolas" w:eastAsia="Times New Roman" w:hAnsi="Consolas" w:cs="Times New Roman"/>
+                <w:sz w:val="18"/>
+                <w:szCs w:val="18"/>
+                <w:lang w:eastAsia="ru-RU"/>
+              </w:rPr>
+            </w:pPr>
+            <w:r>
+              <w:rPr>
+                <w:rFonts w:ascii="Consolas" w:eastAsia="Times New Roman" w:hAnsi="Consolas" w:cs="Times New Roman"/>
+                <w:sz w:val="18"/>
+                <w:szCs w:val="18"/>
+                <w:lang w:eastAsia="ru-RU"/>
+              </w:rPr>
+              <w:t xml:space="preserve">    debugFlg = 1;</w:t>
+            </w:r>
+          </w:p>
+          <w:p>
+            <w:pPr>
+              <w:spacing w:after="0" w:line="240" w:lineRule="auto"/>
+              <w:rPr>
+                <w:rFonts w:ascii="Consolas" w:eastAsia="Times New Roman" w:hAnsi="Consolas" w:cs="Times New Roman"/>
+                <w:sz w:val="18"/>
+                <w:szCs w:val="18"/>
+                <w:lang w:eastAsia="ru-RU"/>
+              </w:rPr>
+            </w:pPr>
+            <w:r>
+              <w:rPr>
+                <w:rFonts w:ascii="Consolas" w:eastAsia="Times New Roman" w:hAnsi="Consolas" w:cs="Times New Roman"/>
+                <w:sz w:val="18"/>
+                <w:szCs w:val="18"/>
+                <w:lang w:eastAsia="ru-RU"/>
+              </w:rPr>
+              <w:t xml:space="preserve">    plotF = 0;</w:t>
+            </w:r>
+          </w:p>
+          <w:p>
+            <w:pPr>
+              <w:spacing w:after="0" w:line="240" w:lineRule="auto"/>
+              <w:rPr>
+                <w:rFonts w:ascii="Consolas" w:eastAsia="Times New Roman" w:hAnsi="Consolas" w:cs="Times New Roman"/>
+                <w:sz w:val="18"/>
+                <w:szCs w:val="18"/>
+                <w:lang w:eastAsia="ru-RU"/>
+              </w:rPr>
+            </w:pPr>
+            <w:r>
+              <w:rPr>
+                <w:rFonts w:ascii="Consolas" w:eastAsia="Times New Roman" w:hAnsi="Consolas" w:cs="Times New Roman"/>
+                <w:sz w:val="18"/>
+                <w:szCs w:val="18"/>
+                <w:lang w:eastAsia="ru-RU"/>
+              </w:rPr>
+              <w:t xml:space="preserve">    delayS = 0.8;</w:t>
+            </w:r>
+          </w:p>
+          <w:p>
+            <w:pPr>
+              <w:spacing w:after="0" w:line="240" w:lineRule="auto"/>
+              <w:rPr>
+                <w:rFonts w:ascii="Consolas" w:eastAsia="Times New Roman" w:hAnsi="Consolas" w:cs="Times New Roman"/>
+                <w:sz w:val="18"/>
+                <w:szCs w:val="18"/>
+                <w:lang w:eastAsia="ru-RU"/>
+              </w:rPr>
+            </w:pPr>
+            <w:r>
+              <w:rPr>
+                <w:rFonts w:ascii="Consolas" w:eastAsia="Times New Roman" w:hAnsi="Consolas" w:cs="Times New Roman"/>
+                <w:sz w:val="18"/>
+                <w:szCs w:val="18"/>
+                <w:lang w:eastAsia="ru-RU"/>
+              </w:rPr>
+              <w:t xml:space="preserve">    a = 0;</w:t>
+            </w:r>
+          </w:p>
+          <w:p>
+            <w:pPr>
+              <w:spacing w:after="0" w:line="240" w:lineRule="auto"/>
+              <w:rPr>
+                <w:rFonts w:ascii="Consolas" w:eastAsia="Times New Roman" w:hAnsi="Consolas" w:cs="Times New Roman"/>
+                <w:sz w:val="18"/>
+                <w:szCs w:val="18"/>
+                <w:lang w:eastAsia="ru-RU"/>
+              </w:rPr>
+            </w:pPr>
+            <w:r>
+              <w:rPr>
+                <w:rFonts w:ascii="Consolas" w:eastAsia="Times New Roman" w:hAnsi="Consolas" w:cs="Times New Roman"/>
+                <w:sz w:val="18"/>
+                <w:szCs w:val="18"/>
+                <w:lang w:eastAsia="ru-RU"/>
+              </w:rPr>
+              <w:t xml:space="preserve">    b = 1;</w:t>
+            </w:r>
+          </w:p>
+          <w:p>
+            <w:pPr>
+              <w:spacing w:after="0" w:line="240" w:lineRule="auto"/>
+              <w:rPr>
+                <w:rFonts w:ascii="Consolas" w:eastAsia="Times New Roman" w:hAnsi="Consolas" w:cs="Times New Roman"/>
+                <w:sz w:val="18"/>
+                <w:szCs w:val="18"/>
+                <w:lang w:eastAsia="ru-RU"/>
+              </w:rPr>
+            </w:pPr>
+            <w:r>
+              <w:rPr>
+                <w:rFonts w:ascii="Consolas" w:eastAsia="Times New Roman" w:hAnsi="Consolas" w:cs="Times New Roman"/>
+                <w:sz w:val="18"/>
+                <w:szCs w:val="18"/>
+                <w:lang w:eastAsia="ru-RU"/>
+              </w:rPr>
+              <w:t xml:space="preserve">    eps = 1e-6;</w:t>
+            </w:r>
+          </w:p>
+          <w:p>
+            <w:pPr>
+              <w:spacing w:after="0" w:line="240" w:lineRule="auto"/>
+              <w:rPr>
+                <w:rFonts w:ascii="Consolas" w:eastAsia="Times New Roman" w:hAnsi="Consolas" w:cs="Times New Roman"/>
+                <w:sz w:val="18"/>
+                <w:szCs w:val="18"/>
+                <w:lang w:eastAsia="ru-RU"/>
+              </w:rPr>
+            </w:pPr>
+            <w:r>
+              <w:rPr>
+                <w:rFonts w:ascii="Consolas" w:eastAsia="Times New Roman" w:hAnsi="Consolas" w:cs="Times New Roman"/>
+                <w:sz w:val="18"/>
+                <w:szCs w:val="18"/>
+                <w:lang w:eastAsia="ru-RU"/>
+              </w:rPr>
+              <w:t xml:space="preserve">    fplot(@f, [a, b]);</w:t>
+            </w:r>
+          </w:p>
+          <w:p>
+            <w:pPr>
+              <w:spacing w:after="0" w:line="240" w:lineRule="auto"/>
+              <w:rPr>
+                <w:rFonts w:ascii="Consolas" w:eastAsia="Times New Roman" w:hAnsi="Consolas" w:cs="Times New Roman"/>
+                <w:sz w:val="18"/>
+                <w:szCs w:val="18"/>
+                <w:lang w:eastAsia="ru-RU"/>
+              </w:rPr>
+            </w:pPr>
+            <w:r>
+              <w:rPr>
+                <w:rFonts w:ascii="Consolas" w:eastAsia="Times New Roman" w:hAnsi="Consolas" w:cs="Times New Roman"/>
+                <w:sz w:val="18"/>
+                <w:szCs w:val="18"/>
+                <w:lang w:eastAsia="ru-RU"/>
+              </w:rPr>
+              <w:t xml:space="preserve">    hold on;</w:t>
+            </w:r>
+          </w:p>
+          <w:p>
+            <w:pPr>
+              <w:spacing w:after="0" w:line="240" w:lineRule="auto"/>
+              <w:rPr>
+                <w:rFonts w:ascii="Consolas" w:eastAsia="Times New Roman" w:hAnsi="Consolas" w:cs="Times New Roman"/>
+                <w:sz w:val="18"/>
+                <w:szCs w:val="18"/>
+                <w:lang w:eastAsia="ru-RU"/>
+              </w:rPr>
+            </w:pPr>
+            <w:r>
+              <w:rPr>
+                <w:rFonts w:ascii="Consolas" w:eastAsia="Times New Roman" w:hAnsi="Consolas" w:cs="Times New Roman"/>
+                <w:sz w:val="18"/>
+                <w:szCs w:val="18"/>
+                <w:lang w:eastAsia="ru-RU"/>
+              </w:rPr>
+              <w:t xml:space="preserve">    </w:t>
+            </w:r>
+          </w:p>
+          <w:p>
+            <w:pPr>
+              <w:spacing w:after="0" w:line="240" w:lineRule="auto"/>
+              <w:rPr>
+                <w:rFonts w:ascii="Consolas" w:eastAsia="Times New Roman" w:hAnsi="Consolas" w:cs="Times New Roman"/>
+                <w:sz w:val="18"/>
+                <w:szCs w:val="18"/>
+                <w:lang w:eastAsia="ru-RU"/>
+              </w:rPr>
+            </w:pPr>
+            <w:r>
+              <w:rPr>
+                <w:rFonts w:ascii="Consolas" w:eastAsia="Times New Roman" w:hAnsi="Consolas" w:cs="Times New Roman"/>
+                <w:sz w:val="18"/>
+                <w:szCs w:val="18"/>
+                <w:lang w:eastAsia="ru-RU"/>
+              </w:rPr>
+              <w:t xml:space="preserve">    [xStar, fStar] = bitwiseSearch(a, b, eps, debugFlg, delayS, plotF);</w:t>
+            </w:r>
+          </w:p>
+          <w:p>
+            <w:pPr>
+              <w:spacing w:after="0" w:line="240" w:lineRule="auto"/>
+              <w:rPr>
+                <w:rFonts w:ascii="Consolas" w:eastAsia="Times New Roman" w:hAnsi="Consolas" w:cs="Times New Roman"/>
+                <w:sz w:val="18"/>
+                <w:szCs w:val="18"/>
+                <w:lang w:eastAsia="ru-RU"/>
+              </w:rPr>
+            </w:pPr>
+            <w:r>
+              <w:rPr>
+                <w:rFonts w:ascii="Consolas" w:eastAsia="Times New Roman" w:hAnsi="Consolas" w:cs="Times New Roman"/>
+                <w:sz w:val="18"/>
+                <w:szCs w:val="18"/>
+                <w:lang w:eastAsia="ru-RU"/>
+              </w:rPr>
+              <w:t xml:space="preserve">    </w:t>
+            </w:r>
+          </w:p>
+          <w:p>
+            <w:pPr>
+              <w:spacing w:after="0" w:line="240" w:lineRule="auto"/>
+              <w:rPr>
+                <w:rFonts w:ascii="Consolas" w:eastAsia="Times New Roman" w:hAnsi="Consolas" w:cs="Times New Roman"/>
+                <w:sz w:val="18"/>
+                <w:szCs w:val="18"/>
+                <w:lang w:eastAsia="ru-RU"/>
+              </w:rPr>
+            </w:pPr>
+            <w:r>
+              <w:rPr>
+                <w:rFonts w:ascii="Consolas" w:eastAsia="Times New Roman" w:hAnsi="Consolas" w:cs="Times New Roman"/>
+                <w:sz w:val="18"/>
+                <w:szCs w:val="18"/>
+                <w:lang w:eastAsia="ru-RU"/>
+              </w:rPr>
+              <w:t xml:space="preserve">    scatter(xStar, fStar, 'r', 'filled');</w:t>
+            </w:r>
+          </w:p>
+          <w:p>
+            <w:pPr>
+              <w:spacing w:after="0" w:line="240" w:lineRule="auto"/>
+              <w:rPr>
+                <w:rFonts w:ascii="Consolas" w:eastAsia="Times New Roman" w:hAnsi="Consolas" w:cs="Times New Roman"/>
+                <w:sz w:val="18"/>
+                <w:szCs w:val="18"/>
+                <w:lang w:eastAsia="ru-RU"/>
+              </w:rPr>
+            </w:pPr>
+            <w:r>
+              <w:rPr>
+                <w:rFonts w:ascii="Consolas" w:eastAsia="Times New Roman" w:hAnsi="Consolas" w:cs="Times New Roman"/>
+                <w:sz w:val="18"/>
+                <w:szCs w:val="18"/>
+                <w:lang w:eastAsia="ru-RU"/>
+              </w:rPr>
+              <w:t>end</w:t>
+            </w:r>
+          </w:p>
+          <w:p>
+            <w:pPr>
+              <w:spacing w:after="0" w:line="240" w:lineRule="auto"/>
+              <w:rPr>
+                <w:rFonts w:ascii="Consolas" w:eastAsia="Times New Roman" w:hAnsi="Consolas" w:cs="Times New Roman"/>
+                <w:sz w:val="18"/>
+                <w:szCs w:val="18"/>
+                <w:lang w:eastAsia="ru-RU"/>
+              </w:rPr>
+            </w:pPr>
+          </w:p>
+          <w:p>
+            <w:pPr>
+              <w:spacing w:after="0" w:line="240" w:lineRule="auto"/>
+              <w:rPr>
+                <w:rFonts w:ascii="Consolas" w:eastAsia="Times New Roman" w:hAnsi="Consolas" w:cs="Times New Roman"/>
+                <w:sz w:val="18"/>
+                <w:szCs w:val="18"/>
                 <w:lang w:val="en-US" w:eastAsia="ru-RU"/>
               </w:rPr>
             </w:pPr>
             <w:r>
               <w:rPr>
                 <w:rFonts w:ascii="Consolas" w:eastAsia="Times New Roman" w:hAnsi="Consolas" w:cs="Times New Roman"/>
-                <w:color w:val="0E00FF"/>
                 <w:sz w:val="18"/>
                 <w:szCs w:val="18"/>
                 <w:lang w:val="en-US" w:eastAsia="ru-RU"/>
               </w:rPr>
-              <w:t xml:space="preserve">function </w:t>
-            </w:r>
-            <w:r>
+              <w:t>function [x0, f0] = bitwiseSearch(a, b, eps, debugFlg, delayS, plotF)</w:t>
+            </w:r>
+          </w:p>
+          <w:p>
+            <w:pPr>
+              <w:spacing w:after="0" w:line="240" w:lineRule="auto"/>
               <w:rPr>
                 <w:rFonts w:ascii="Consolas" w:eastAsia="Times New Roman" w:hAnsi="Consolas" w:cs="Times New Roman"/>
                 <w:sz w:val="18"/>
                 <w:szCs w:val="18"/>
                 <w:lang w:val="en-US" w:eastAsia="ru-RU"/>
               </w:rPr>
-              <w:t>lab</w:t>
-            </w:r>
+            </w:pPr>
             <w:r>
               <w:rPr>
                 <w:rFonts w:ascii="Consolas" w:eastAsia="Times New Roman" w:hAnsi="Consolas" w:cs="Times New Roman"/>
@@ -3092,48 +3434,48 @@
                 <w:szCs w:val="18"/>
                 <w:lang w:val="en-US" w:eastAsia="ru-RU"/>
               </w:rPr>
-              <w:t>2</w:t>
-            </w:r>
-            <w:r>
+              <w:t xml:space="preserve">    i = 0;</w:t>
+            </w:r>
+          </w:p>
+          <w:p>
+            <w:pPr>
+              <w:spacing w:after="0" w:line="240" w:lineRule="auto"/>
               <w:rPr>
                 <w:rFonts w:ascii="Consolas" w:eastAsia="Times New Roman" w:hAnsi="Consolas" w:cs="Times New Roman"/>
                 <w:sz w:val="18"/>
                 <w:szCs w:val="18"/>
                 <w:lang w:val="en-US" w:eastAsia="ru-RU"/>
               </w:rPr>
-              <w:t>1()</w:t>
-            </w:r>
-          </w:p>
-          <w:p>
-            <w:pPr>
-              <w:spacing w:after="0" w:line="240" w:lineRule="auto"/>
+            </w:pPr>
+            <w:r>
               <w:rPr>
                 <w:rFonts w:ascii="Consolas" w:eastAsia="Times New Roman" w:hAnsi="Consolas" w:cs="Times New Roman"/>
                 <w:sz w:val="18"/>
                 <w:szCs w:val="18"/>
                 <w:lang w:val="en-US" w:eastAsia="ru-RU"/>
               </w:rPr>
-            </w:pPr>
-            <w:r>
+              <w:t xml:space="preserve">    delta = (b - a) / 4;</w:t>
+            </w:r>
+          </w:p>
+          <w:p>
+            <w:pPr>
+              <w:spacing w:after="0" w:line="240" w:lineRule="auto"/>
               <w:rPr>
                 <w:rFonts w:ascii="Consolas" w:eastAsia="Times New Roman" w:hAnsi="Consolas" w:cs="Times New Roman"/>
                 <w:sz w:val="18"/>
                 <w:szCs w:val="18"/>
                 <w:lang w:val="en-US" w:eastAsia="ru-RU"/>
               </w:rPr>
-              <w:t xml:space="preserve">    clc();</w:t>
-            </w:r>
-          </w:p>
-          <w:p>
-            <w:pPr>
-              <w:spacing w:after="0" w:line="240" w:lineRule="auto"/>
+            </w:pPr>
+            <w:r>
               <w:rPr>
                 <w:rFonts w:ascii="Consolas" w:eastAsia="Times New Roman" w:hAnsi="Consolas" w:cs="Times New Roman"/>
                 <w:sz w:val="18"/>
                 <w:szCs w:val="18"/>
                 <w:lang w:val="en-US" w:eastAsia="ru-RU"/>
               </w:rPr>
-            </w:pPr>
+              <w:t xml:space="preserve">    x0 = a;</w:t>
+            </w:r>
           </w:p>
           <w:p>
             <w:pPr>
@@ -3152,7 +3494,7 @@
                 <w:szCs w:val="18"/>
                 <w:lang w:val="en-US" w:eastAsia="ru-RU"/>
               </w:rPr>
-              <w:t xml:space="preserve">    debugFlg = 1;</w:t>
+              <w:t xml:space="preserve">    f0 = f(x0);</w:t>
             </w:r>
           </w:p>
           <w:p>
@@ -3165,55 +3507,57 @@
                 <w:lang w:val="en-US" w:eastAsia="ru-RU"/>
               </w:rPr>
             </w:pPr>
-            <w:r>
+          </w:p>
+          <w:p>
+            <w:pPr>
+              <w:spacing w:after="0" w:line="240" w:lineRule="auto"/>
               <w:rPr>
                 <w:rFonts w:ascii="Consolas" w:eastAsia="Times New Roman" w:hAnsi="Consolas" w:cs="Times New Roman"/>
                 <w:sz w:val="18"/>
                 <w:szCs w:val="18"/>
                 <w:lang w:val="en-US" w:eastAsia="ru-RU"/>
               </w:rPr>
-              <w:t xml:space="preserve">    delayS = 0.6;</w:t>
-            </w:r>
-          </w:p>
-          <w:p>
-            <w:pPr>
-              <w:spacing w:after="0" w:line="240" w:lineRule="auto"/>
+            </w:pPr>
+            <w:r>
               <w:rPr>
                 <w:rFonts w:ascii="Consolas" w:eastAsia="Times New Roman" w:hAnsi="Consolas" w:cs="Times New Roman"/>
                 <w:sz w:val="18"/>
                 <w:szCs w:val="18"/>
                 <w:lang w:val="en-US" w:eastAsia="ru-RU"/>
               </w:rPr>
-            </w:pPr>
-            <w:r>
+              <w:t xml:space="preserve">    plot_x = [];</w:t>
+            </w:r>
+          </w:p>
+          <w:p>
+            <w:pPr>
+              <w:spacing w:after="0" w:line="240" w:lineRule="auto"/>
               <w:rPr>
                 <w:rFonts w:ascii="Consolas" w:eastAsia="Times New Roman" w:hAnsi="Consolas" w:cs="Times New Roman"/>
                 <w:sz w:val="18"/>
                 <w:szCs w:val="18"/>
                 <w:lang w:val="en-US" w:eastAsia="ru-RU"/>
               </w:rPr>
-              <w:t xml:space="preserve">    a = 0;</w:t>
-            </w:r>
-          </w:p>
-          <w:p>
-            <w:pPr>
-              <w:spacing w:after="0" w:line="240" w:lineRule="auto"/>
+            </w:pPr>
+            <w:r>
               <w:rPr>
                 <w:rFonts w:ascii="Consolas" w:eastAsia="Times New Roman" w:hAnsi="Consolas" w:cs="Times New Roman"/>
                 <w:sz w:val="18"/>
                 <w:szCs w:val="18"/>
                 <w:lang w:val="en-US" w:eastAsia="ru-RU"/>
               </w:rPr>
-            </w:pPr>
-            <w:r>
+              <w:t xml:space="preserve">    plot_f = [];</w:t>
+            </w:r>
+          </w:p>
+          <w:p>
+            <w:pPr>
+              <w:spacing w:after="0" w:line="240" w:lineRule="auto"/>
               <w:rPr>
                 <w:rFonts w:ascii="Consolas" w:eastAsia="Times New Roman" w:hAnsi="Consolas" w:cs="Times New Roman"/>
                 <w:sz w:val="18"/>
                 <w:szCs w:val="18"/>
                 <w:lang w:val="en-US" w:eastAsia="ru-RU"/>
               </w:rPr>
-              <w:t xml:space="preserve">    b = 1;</w:t>
-            </w:r>
+            </w:pPr>
           </w:p>
           <w:p>
             <w:pPr>
@@ -3232,7 +3576,7 @@
                 <w:szCs w:val="18"/>
                 <w:lang w:val="en-US" w:eastAsia="ru-RU"/>
               </w:rPr>
-              <w:t xml:space="preserve">    eps = 0.01;</w:t>
+              <w:t xml:space="preserve">    while 1</w:t>
             </w:r>
           </w:p>
           <w:p>
@@ -3245,65 +3589,66 @@
                 <w:lang w:val="en-US" w:eastAsia="ru-RU"/>
               </w:rPr>
             </w:pPr>
-          </w:p>
-          <w:p>
-            <w:pPr>
-              <w:spacing w:after="0" w:line="240" w:lineRule="auto"/>
+            <w:r>
               <w:rPr>
                 <w:rFonts w:ascii="Consolas" w:eastAsia="Times New Roman" w:hAnsi="Consolas" w:cs="Times New Roman"/>
                 <w:sz w:val="18"/>
                 <w:szCs w:val="18"/>
                 <w:lang w:val="en-US" w:eastAsia="ru-RU"/>
               </w:rPr>
-            </w:pPr>
-            <w:r>
+              <w:t xml:space="preserve">        i = i + 1;</w:t>
+            </w:r>
+          </w:p>
+          <w:p>
+            <w:pPr>
+              <w:spacing w:after="0" w:line="240" w:lineRule="auto"/>
               <w:rPr>
                 <w:rFonts w:ascii="Consolas" w:eastAsia="Times New Roman" w:hAnsi="Consolas" w:cs="Times New Roman"/>
                 <w:sz w:val="18"/>
                 <w:szCs w:val="18"/>
                 <w:lang w:val="en-US" w:eastAsia="ru-RU"/>
               </w:rPr>
-              <w:t xml:space="preserve">    fplot(@f, [a, b]);</w:t>
-            </w:r>
-          </w:p>
-          <w:p>
-            <w:pPr>
-              <w:spacing w:after="0" w:line="240" w:lineRule="auto"/>
+            </w:pPr>
+            <w:r>
               <w:rPr>
                 <w:rFonts w:ascii="Consolas" w:eastAsia="Times New Roman" w:hAnsi="Consolas" w:cs="Times New Roman"/>
                 <w:sz w:val="18"/>
                 <w:szCs w:val="18"/>
                 <w:lang w:val="en-US" w:eastAsia="ru-RU"/>
               </w:rPr>
-            </w:pPr>
-            <w:r>
+              <w:t xml:space="preserve">        x1 = x0 + delta;</w:t>
+            </w:r>
+          </w:p>
+          <w:p>
+            <w:pPr>
+              <w:spacing w:after="0" w:line="240" w:lineRule="auto"/>
               <w:rPr>
                 <w:rFonts w:ascii="Consolas" w:eastAsia="Times New Roman" w:hAnsi="Consolas" w:cs="Times New Roman"/>
                 <w:sz w:val="18"/>
                 <w:szCs w:val="18"/>
                 <w:lang w:val="en-US" w:eastAsia="ru-RU"/>
               </w:rPr>
-              <w:t xml:space="preserve">    hold </w:t>
-            </w:r>
-            <w:r>
-              <w:rPr>
-                <w:rFonts w:ascii="Consolas" w:eastAsia="Times New Roman" w:hAnsi="Consolas" w:cs="Times New Roman"/>
-                <w:color w:val="AA04F9"/>
+            </w:pPr>
+            <w:r>
+              <w:rPr>
+                <w:rFonts w:ascii="Consolas" w:eastAsia="Times New Roman" w:hAnsi="Consolas" w:cs="Times New Roman"/>
                 <w:sz w:val="18"/>
                 <w:szCs w:val="18"/>
                 <w:lang w:val="en-US" w:eastAsia="ru-RU"/>
               </w:rPr>
-              <w:t>on</w:t>
-            </w:r>
-            <w:r>
+              <w:t xml:space="preserve">        f1 = f(x1);</w:t>
+            </w:r>
+          </w:p>
+          <w:p>
+            <w:pPr>
+              <w:spacing w:after="0" w:line="240" w:lineRule="auto"/>
               <w:rPr>
                 <w:rFonts w:ascii="Consolas" w:eastAsia="Times New Roman" w:hAnsi="Consolas" w:cs="Times New Roman"/>
                 <w:sz w:val="18"/>
                 <w:szCs w:val="18"/>
                 <w:lang w:val="en-US" w:eastAsia="ru-RU"/>
               </w:rPr>
-              <w:t>;</w:t>
-            </w:r>
+            </w:pPr>
           </w:p>
           <w:p>
             <w:pPr>
@@ -3322,6 +3667,106 @@
                 <w:szCs w:val="18"/>
                 <w:lang w:val="en-US" w:eastAsia="ru-RU"/>
               </w:rPr>
+              <w:t xml:space="preserve">        if debugFlg</w:t>
+            </w:r>
+          </w:p>
+          <w:p>
+            <w:pPr>
+              <w:spacing w:after="0" w:line="240" w:lineRule="auto"/>
+              <w:rPr>
+                <w:rFonts w:ascii="Consolas" w:eastAsia="Times New Roman" w:hAnsi="Consolas" w:cs="Times New Roman"/>
+                <w:sz w:val="18"/>
+                <w:szCs w:val="18"/>
+                <w:lang w:val="en-US" w:eastAsia="ru-RU"/>
+              </w:rPr>
+            </w:pPr>
+            <w:r>
+              <w:rPr>
+                <w:rFonts w:ascii="Consolas" w:eastAsia="Times New Roman" w:hAnsi="Consolas" w:cs="Times New Roman"/>
+                <w:sz w:val="18"/>
+                <w:szCs w:val="18"/>
+                <w:lang w:val="en-US" w:eastAsia="ru-RU"/>
+              </w:rPr>
+              <w:t xml:space="preserve">            fprintf('№ %2d x*=%.10f f(x*)=%.10f\n', i, x1, f1);</w:t>
+            </w:r>
+          </w:p>
+          <w:p>
+            <w:pPr>
+              <w:spacing w:after="0" w:line="240" w:lineRule="auto"/>
+              <w:rPr>
+                <w:rFonts w:ascii="Consolas" w:eastAsia="Times New Roman" w:hAnsi="Consolas" w:cs="Times New Roman"/>
+                <w:sz w:val="18"/>
+                <w:szCs w:val="18"/>
+                <w:lang w:val="en-US" w:eastAsia="ru-RU"/>
+              </w:rPr>
+            </w:pPr>
+            <w:r>
+              <w:rPr>
+                <w:rFonts w:ascii="Consolas" w:eastAsia="Times New Roman" w:hAnsi="Consolas" w:cs="Times New Roman"/>
+                <w:sz w:val="18"/>
+                <w:szCs w:val="18"/>
+                <w:lang w:val="en-US" w:eastAsia="ru-RU"/>
+              </w:rPr>
+              <w:t xml:space="preserve">            if plotF</w:t>
+            </w:r>
+          </w:p>
+          <w:p>
+            <w:pPr>
+              <w:spacing w:after="0" w:line="240" w:lineRule="auto"/>
+              <w:rPr>
+                <w:rFonts w:ascii="Consolas" w:eastAsia="Times New Roman" w:hAnsi="Consolas" w:cs="Times New Roman"/>
+                <w:sz w:val="18"/>
+                <w:szCs w:val="18"/>
+                <w:lang w:val="en-US" w:eastAsia="ru-RU"/>
+              </w:rPr>
+            </w:pPr>
+            <w:r>
+              <w:rPr>
+                <w:rFonts w:ascii="Consolas" w:eastAsia="Times New Roman" w:hAnsi="Consolas" w:cs="Times New Roman"/>
+                <w:sz w:val="18"/>
+                <w:szCs w:val="18"/>
+                <w:lang w:val="en-US" w:eastAsia="ru-RU"/>
+              </w:rPr>
+              <w:t xml:space="preserve">                plot_x(end + 1) = x1;</w:t>
+            </w:r>
+          </w:p>
+          <w:p>
+            <w:pPr>
+              <w:spacing w:after="0" w:line="240" w:lineRule="auto"/>
+              <w:rPr>
+                <w:rFonts w:ascii="Consolas" w:eastAsia="Times New Roman" w:hAnsi="Consolas" w:cs="Times New Roman"/>
+                <w:sz w:val="18"/>
+                <w:szCs w:val="18"/>
+                <w:lang w:val="en-US" w:eastAsia="ru-RU"/>
+              </w:rPr>
+            </w:pPr>
+            <w:r>
+              <w:rPr>
+                <w:rFonts w:ascii="Consolas" w:eastAsia="Times New Roman" w:hAnsi="Consolas" w:cs="Times New Roman"/>
+                <w:sz w:val="18"/>
+                <w:szCs w:val="18"/>
+                <w:lang w:val="en-US" w:eastAsia="ru-RU"/>
+              </w:rPr>
+              <w:t xml:space="preserve">                plot_f(end + 1) = f1;</w:t>
+            </w:r>
+          </w:p>
+          <w:p>
+            <w:pPr>
+              <w:spacing w:after="0" w:line="240" w:lineRule="auto"/>
+              <w:rPr>
+                <w:rFonts w:ascii="Consolas" w:eastAsia="Times New Roman" w:hAnsi="Consolas" w:cs="Times New Roman"/>
+                <w:sz w:val="18"/>
+                <w:szCs w:val="18"/>
+                <w:lang w:val="en-US" w:eastAsia="ru-RU"/>
+              </w:rPr>
+            </w:pPr>
+            <w:r>
+              <w:rPr>
+                <w:rFonts w:ascii="Consolas" w:eastAsia="Times New Roman" w:hAnsi="Consolas" w:cs="Times New Roman"/>
+                <w:sz w:val="18"/>
+                <w:szCs w:val="18"/>
+                <w:lang w:val="en-US" w:eastAsia="ru-RU"/>
+              </w:rPr>
               <w:t xml:space="preserve">    </w:t>
             </w:r>
           </w:p>
@@ -3342,7 +3787,7 @@
                 <w:szCs w:val="18"/>
                 <w:lang w:val="en-US" w:eastAsia="ru-RU"/>
               </w:rPr>
-              <w:t xml:space="preserve">    [xStar, fStar] = bitwiseSearch(a, b, eps, debugFlg, delayS);</w:t>
+              <w:t xml:space="preserve">                clc();</w:t>
             </w:r>
           </w:p>
           <w:p>
@@ -3355,83 +3800,835 @@
                 <w:lang w:val="en-US" w:eastAsia="ru-RU"/>
               </w:rPr>
             </w:pPr>
-          </w:p>
-          <w:p>
-            <w:pPr>
-              <w:spacing w:after="0" w:line="240" w:lineRule="auto"/>
+            <w:r>
               <w:rPr>
                 <w:rFonts w:ascii="Consolas" w:eastAsia="Times New Roman" w:hAnsi="Consolas" w:cs="Times New Roman"/>
                 <w:sz w:val="18"/>
                 <w:szCs w:val="18"/>
                 <w:lang w:val="en-US" w:eastAsia="ru-RU"/>
               </w:rPr>
-            </w:pPr>
-            <w:r>
+              <w:t xml:space="preserve">                plot(plot_x, plot_f, 'xk');</w:t>
+            </w:r>
+          </w:p>
+          <w:p>
+            <w:pPr>
+              <w:spacing w:after="0" w:line="240" w:lineRule="auto"/>
               <w:rPr>
                 <w:rFonts w:ascii="Consolas" w:eastAsia="Times New Roman" w:hAnsi="Consolas" w:cs="Times New Roman"/>
                 <w:sz w:val="18"/>
                 <w:szCs w:val="18"/>
                 <w:lang w:val="en-US" w:eastAsia="ru-RU"/>
               </w:rPr>
-              <w:t xml:space="preserve">    scatter(xStar, fStar, </w:t>
-            </w:r>
-            <w:r>
-              <w:rPr>
-                <w:rFonts w:ascii="Consolas" w:eastAsia="Times New Roman" w:hAnsi="Consolas" w:cs="Times New Roman"/>
-                <w:color w:val="AA04F9"/>
+            </w:pPr>
+            <w:r>
+              <w:rPr>
+                <w:rFonts w:ascii="Consolas" w:eastAsia="Times New Roman" w:hAnsi="Consolas" w:cs="Times New Roman"/>
                 <w:sz w:val="18"/>
                 <w:szCs w:val="18"/>
                 <w:lang w:val="en-US" w:eastAsia="ru-RU"/>
               </w:rPr>
-              <w:t>'r'</w:t>
-            </w:r>
-            <w:r>
+              <w:t xml:space="preserve">    </w:t>
+            </w:r>
+          </w:p>
+          <w:p>
+            <w:pPr>
+              <w:spacing w:after="0" w:line="240" w:lineRule="auto"/>
               <w:rPr>
                 <w:rFonts w:ascii="Consolas" w:eastAsia="Times New Roman" w:hAnsi="Consolas" w:cs="Times New Roman"/>
                 <w:sz w:val="18"/>
                 <w:szCs w:val="18"/>
                 <w:lang w:val="en-US" w:eastAsia="ru-RU"/>
               </w:rPr>
-              <w:t xml:space="preserve">, </w:t>
-            </w:r>
-            <w:r>
-              <w:rPr>
-                <w:rFonts w:ascii="Consolas" w:eastAsia="Times New Roman" w:hAnsi="Consolas" w:cs="Times New Roman"/>
-                <w:color w:val="AA04F9"/>
+            </w:pPr>
+            <w:r>
+              <w:rPr>
+                <w:rFonts w:ascii="Consolas" w:eastAsia="Times New Roman" w:hAnsi="Consolas" w:cs="Times New Roman"/>
                 <w:sz w:val="18"/>
                 <w:szCs w:val="18"/>
                 <w:lang w:val="en-US" w:eastAsia="ru-RU"/>
               </w:rPr>
-              <w:t>'filled'</w:t>
-            </w:r>
-            <w:r>
+              <w:t xml:space="preserve">                plot(x1, f1, 'xr');</w:t>
+            </w:r>
+          </w:p>
+          <w:p>
+            <w:pPr>
+              <w:spacing w:after="0" w:line="240" w:lineRule="auto"/>
               <w:rPr>
                 <w:rFonts w:ascii="Consolas" w:eastAsia="Times New Roman" w:hAnsi="Consolas" w:cs="Times New Roman"/>
                 <w:sz w:val="18"/>
                 <w:szCs w:val="18"/>
                 <w:lang w:val="en-US" w:eastAsia="ru-RU"/>
               </w:rPr>
-              <w:t>);</w:t>
-            </w:r>
-          </w:p>
-          <w:p>
-            <w:pPr>
-              <w:spacing w:after="0" w:line="240" w:lineRule="auto"/>
+            </w:pPr>
+            <w:r>
               <w:rPr>
                 <w:rFonts w:ascii="Consolas" w:eastAsia="Times New Roman" w:hAnsi="Consolas" w:cs="Times New Roman"/>
                 <w:sz w:val="18"/>
                 <w:szCs w:val="18"/>
                 <w:lang w:val="en-US" w:eastAsia="ru-RU"/>
               </w:rPr>
-            </w:pPr>
-            <w:r>
-              <w:rPr>
-                <w:rFonts w:ascii="Consolas" w:eastAsia="Times New Roman" w:hAnsi="Consolas" w:cs="Times New Roman"/>
-                <w:color w:val="0E00FF"/>
+              <w:t xml:space="preserve">                hold on;</w:t>
+            </w:r>
+          </w:p>
+          <w:p>
+            <w:pPr>
+              <w:spacing w:after="0" w:line="240" w:lineRule="auto"/>
+              <w:rPr>
+                <w:rFonts w:ascii="Consolas" w:eastAsia="Times New Roman" w:hAnsi="Consolas" w:cs="Times New Roman"/>
                 <w:sz w:val="18"/>
                 <w:szCs w:val="18"/>
                 <w:lang w:val="en-US" w:eastAsia="ru-RU"/>
               </w:rPr>
+            </w:pPr>
+            <w:r>
+              <w:rPr>
+                <w:rFonts w:ascii="Consolas" w:eastAsia="Times New Roman" w:hAnsi="Consolas" w:cs="Times New Roman"/>
+                <w:sz w:val="18"/>
+                <w:szCs w:val="18"/>
+                <w:lang w:val="en-US" w:eastAsia="ru-RU"/>
+              </w:rPr>
+              <w:t xml:space="preserve">                pause(delayS);</w:t>
+            </w:r>
+          </w:p>
+          <w:p>
+            <w:pPr>
+              <w:spacing w:after="0" w:line="240" w:lineRule="auto"/>
+              <w:rPr>
+                <w:rFonts w:ascii="Consolas" w:eastAsia="Times New Roman" w:hAnsi="Consolas" w:cs="Times New Roman"/>
+                <w:sz w:val="18"/>
+                <w:szCs w:val="18"/>
+                <w:lang w:val="en-US" w:eastAsia="ru-RU"/>
+              </w:rPr>
+            </w:pPr>
+            <w:r>
+              <w:rPr>
+                <w:rFonts w:ascii="Consolas" w:eastAsia="Times New Roman" w:hAnsi="Consolas" w:cs="Times New Roman"/>
+                <w:sz w:val="18"/>
+                <w:szCs w:val="18"/>
+                <w:lang w:val="en-US" w:eastAsia="ru-RU"/>
+              </w:rPr>
+              <w:t xml:space="preserve">            end</w:t>
+            </w:r>
+          </w:p>
+          <w:p>
+            <w:pPr>
+              <w:spacing w:after="0" w:line="240" w:lineRule="auto"/>
+              <w:rPr>
+                <w:rFonts w:ascii="Consolas" w:eastAsia="Times New Roman" w:hAnsi="Consolas" w:cs="Times New Roman"/>
+                <w:sz w:val="18"/>
+                <w:szCs w:val="18"/>
+                <w:lang w:val="en-US" w:eastAsia="ru-RU"/>
+              </w:rPr>
+            </w:pPr>
+            <w:r>
+              <w:rPr>
+                <w:rFonts w:ascii="Consolas" w:eastAsia="Times New Roman" w:hAnsi="Consolas" w:cs="Times New Roman"/>
+                <w:sz w:val="18"/>
+                <w:szCs w:val="18"/>
+                <w:lang w:val="en-US" w:eastAsia="ru-RU"/>
+              </w:rPr>
+              <w:t xml:space="preserve">        end</w:t>
+            </w:r>
+          </w:p>
+          <w:p>
+            <w:pPr>
+              <w:spacing w:after="0" w:line="240" w:lineRule="auto"/>
+              <w:rPr>
+                <w:rFonts w:ascii="Consolas" w:eastAsia="Times New Roman" w:hAnsi="Consolas" w:cs="Times New Roman"/>
+                <w:sz w:val="18"/>
+                <w:szCs w:val="18"/>
+                <w:lang w:val="en-US" w:eastAsia="ru-RU"/>
+              </w:rPr>
+            </w:pPr>
+          </w:p>
+          <w:p>
+            <w:pPr>
+              <w:spacing w:after="0" w:line="240" w:lineRule="auto"/>
+              <w:rPr>
+                <w:rFonts w:ascii="Consolas" w:eastAsia="Times New Roman" w:hAnsi="Consolas" w:cs="Times New Roman"/>
+                <w:sz w:val="18"/>
+                <w:szCs w:val="18"/>
+                <w:lang w:val="en-US" w:eastAsia="ru-RU"/>
+              </w:rPr>
+            </w:pPr>
+            <w:r>
+              <w:rPr>
+                <w:rFonts w:ascii="Consolas" w:eastAsia="Times New Roman" w:hAnsi="Consolas" w:cs="Times New Roman"/>
+                <w:sz w:val="18"/>
+                <w:szCs w:val="18"/>
+                <w:lang w:val="en-US" w:eastAsia="ru-RU"/>
+              </w:rPr>
+              <w:t xml:space="preserve">        if f0 &gt; f1</w:t>
+            </w:r>
+          </w:p>
+          <w:p>
+            <w:pPr>
+              <w:spacing w:after="0" w:line="240" w:lineRule="auto"/>
+              <w:rPr>
+                <w:rFonts w:ascii="Consolas" w:eastAsia="Times New Roman" w:hAnsi="Consolas" w:cs="Times New Roman"/>
+                <w:sz w:val="18"/>
+                <w:szCs w:val="18"/>
+                <w:lang w:val="en-US" w:eastAsia="ru-RU"/>
+              </w:rPr>
+            </w:pPr>
+            <w:r>
+              <w:rPr>
+                <w:rFonts w:ascii="Consolas" w:eastAsia="Times New Roman" w:hAnsi="Consolas" w:cs="Times New Roman"/>
+                <w:sz w:val="18"/>
+                <w:szCs w:val="18"/>
+                <w:lang w:val="en-US" w:eastAsia="ru-RU"/>
+              </w:rPr>
+              <w:t xml:space="preserve">            x0 = x1;</w:t>
+            </w:r>
+          </w:p>
+          <w:p>
+            <w:pPr>
+              <w:spacing w:after="0" w:line="240" w:lineRule="auto"/>
+              <w:rPr>
+                <w:rFonts w:ascii="Consolas" w:eastAsia="Times New Roman" w:hAnsi="Consolas" w:cs="Times New Roman"/>
+                <w:sz w:val="18"/>
+                <w:szCs w:val="18"/>
+                <w:lang w:val="en-US" w:eastAsia="ru-RU"/>
+              </w:rPr>
+            </w:pPr>
+            <w:r>
+              <w:rPr>
+                <w:rFonts w:ascii="Consolas" w:eastAsia="Times New Roman" w:hAnsi="Consolas" w:cs="Times New Roman"/>
+                <w:sz w:val="18"/>
+                <w:szCs w:val="18"/>
+                <w:lang w:val="en-US" w:eastAsia="ru-RU"/>
+              </w:rPr>
+              <w:t xml:space="preserve">            f0 = f1;</w:t>
+            </w:r>
+          </w:p>
+          <w:p>
+            <w:pPr>
+              <w:spacing w:after="0" w:line="240" w:lineRule="auto"/>
+              <w:rPr>
+                <w:rFonts w:ascii="Consolas" w:eastAsia="Times New Roman" w:hAnsi="Consolas" w:cs="Times New Roman"/>
+                <w:sz w:val="18"/>
+                <w:szCs w:val="18"/>
+                <w:lang w:val="en-US" w:eastAsia="ru-RU"/>
+              </w:rPr>
+            </w:pPr>
+          </w:p>
+          <w:p>
+            <w:pPr>
+              <w:spacing w:after="0" w:line="240" w:lineRule="auto"/>
+              <w:rPr>
+                <w:rFonts w:ascii="Consolas" w:eastAsia="Times New Roman" w:hAnsi="Consolas" w:cs="Times New Roman"/>
+                <w:sz w:val="18"/>
+                <w:szCs w:val="18"/>
+                <w:lang w:val="en-US" w:eastAsia="ru-RU"/>
+              </w:rPr>
+            </w:pPr>
+            <w:r>
+              <w:rPr>
+                <w:rFonts w:ascii="Consolas" w:eastAsia="Times New Roman" w:hAnsi="Consolas" w:cs="Times New Roman"/>
+                <w:sz w:val="18"/>
+                <w:szCs w:val="18"/>
+                <w:lang w:val="en-US" w:eastAsia="ru-RU"/>
+              </w:rPr>
+              <w:t xml:space="preserve">            if a &lt; x0 &amp;&amp; x0 &lt; b</w:t>
+            </w:r>
+          </w:p>
+          <w:p>
+            <w:pPr>
+              <w:spacing w:after="0" w:line="240" w:lineRule="auto"/>
+              <w:rPr>
+                <w:rFonts w:ascii="Consolas" w:eastAsia="Times New Roman" w:hAnsi="Consolas" w:cs="Times New Roman"/>
+                <w:sz w:val="18"/>
+                <w:szCs w:val="18"/>
+                <w:lang w:val="en-US" w:eastAsia="ru-RU"/>
+              </w:rPr>
+            </w:pPr>
+            <w:r>
+              <w:rPr>
+                <w:rFonts w:ascii="Consolas" w:eastAsia="Times New Roman" w:hAnsi="Consolas" w:cs="Times New Roman"/>
+                <w:sz w:val="18"/>
+                <w:szCs w:val="18"/>
+                <w:lang w:val="en-US" w:eastAsia="ru-RU"/>
+              </w:rPr>
+              <w:t xml:space="preserve">                continue</w:t>
+            </w:r>
+          </w:p>
+          <w:p>
+            <w:pPr>
+              <w:spacing w:after="0" w:line="240" w:lineRule="auto"/>
+              <w:rPr>
+                <w:rFonts w:ascii="Consolas" w:eastAsia="Times New Roman" w:hAnsi="Consolas" w:cs="Times New Roman"/>
+                <w:sz w:val="18"/>
+                <w:szCs w:val="18"/>
+                <w:lang w:eastAsia="ru-RU"/>
+              </w:rPr>
+            </w:pPr>
+            <w:r>
+              <w:rPr>
+                <w:rFonts w:ascii="Consolas" w:eastAsia="Times New Roman" w:hAnsi="Consolas" w:cs="Times New Roman"/>
+                <w:sz w:val="18"/>
+                <w:szCs w:val="18"/>
+                <w:lang w:val="en-US" w:eastAsia="ru-RU"/>
+              </w:rPr>
+              <w:t xml:space="preserve">            </w:t>
+            </w:r>
+            <w:r>
+              <w:rPr>
+                <w:rFonts w:ascii="Consolas" w:eastAsia="Times New Roman" w:hAnsi="Consolas" w:cs="Times New Roman"/>
+                <w:sz w:val="18"/>
+                <w:szCs w:val="18"/>
+                <w:lang w:eastAsia="ru-RU"/>
+              </w:rPr>
+              <w:t>else</w:t>
+            </w:r>
+          </w:p>
+          <w:p>
+            <w:pPr>
+              <w:spacing w:after="0" w:line="240" w:lineRule="auto"/>
+              <w:rPr>
+                <w:rFonts w:ascii="Consolas" w:eastAsia="Times New Roman" w:hAnsi="Consolas" w:cs="Times New Roman"/>
+                <w:sz w:val="18"/>
+                <w:szCs w:val="18"/>
+                <w:lang w:eastAsia="ru-RU"/>
+              </w:rPr>
+            </w:pPr>
+            <w:r>
+              <w:rPr>
+                <w:rFonts w:ascii="Consolas" w:eastAsia="Times New Roman" w:hAnsi="Consolas" w:cs="Times New Roman"/>
+                <w:sz w:val="18"/>
+                <w:szCs w:val="18"/>
+                <w:lang w:eastAsia="ru-RU"/>
+              </w:rPr>
+              <w:t xml:space="preserve">                if abs(delta) &lt;= eps</w:t>
+            </w:r>
+          </w:p>
+          <w:p>
+            <w:pPr>
+              <w:spacing w:after="0" w:line="240" w:lineRule="auto"/>
+              <w:rPr>
+                <w:rFonts w:ascii="Consolas" w:eastAsia="Times New Roman" w:hAnsi="Consolas" w:cs="Times New Roman"/>
+                <w:sz w:val="18"/>
+                <w:szCs w:val="18"/>
+                <w:lang w:eastAsia="ru-RU"/>
+              </w:rPr>
+            </w:pPr>
+            <w:r>
+              <w:rPr>
+                <w:rFonts w:ascii="Consolas" w:eastAsia="Times New Roman" w:hAnsi="Consolas" w:cs="Times New Roman"/>
+                <w:sz w:val="18"/>
+                <w:szCs w:val="18"/>
+                <w:lang w:eastAsia="ru-RU"/>
+              </w:rPr>
+              <w:t xml:space="preserve">                    break;</w:t>
+            </w:r>
+          </w:p>
+          <w:p>
+            <w:pPr>
+              <w:spacing w:after="0" w:line="240" w:lineRule="auto"/>
+              <w:rPr>
+                <w:rFonts w:ascii="Consolas" w:eastAsia="Times New Roman" w:hAnsi="Consolas" w:cs="Times New Roman"/>
+                <w:sz w:val="18"/>
+                <w:szCs w:val="18"/>
+                <w:lang w:eastAsia="ru-RU"/>
+              </w:rPr>
+            </w:pPr>
+            <w:r>
+              <w:rPr>
+                <w:rFonts w:ascii="Consolas" w:eastAsia="Times New Roman" w:hAnsi="Consolas" w:cs="Times New Roman"/>
+                <w:sz w:val="18"/>
+                <w:szCs w:val="18"/>
+                <w:lang w:eastAsia="ru-RU"/>
+              </w:rPr>
+              <w:t xml:space="preserve">                else</w:t>
+            </w:r>
+          </w:p>
+          <w:p>
+            <w:pPr>
+              <w:spacing w:after="0" w:line="240" w:lineRule="auto"/>
+              <w:rPr>
+                <w:rFonts w:ascii="Consolas" w:eastAsia="Times New Roman" w:hAnsi="Consolas" w:cs="Times New Roman"/>
+                <w:sz w:val="18"/>
+                <w:szCs w:val="18"/>
+                <w:lang w:eastAsia="ru-RU"/>
+              </w:rPr>
+            </w:pPr>
+            <w:r>
+              <w:rPr>
+                <w:rFonts w:ascii="Consolas" w:eastAsia="Times New Roman" w:hAnsi="Consolas" w:cs="Times New Roman"/>
+                <w:sz w:val="18"/>
+                <w:szCs w:val="18"/>
+                <w:lang w:eastAsia="ru-RU"/>
+              </w:rPr>
+              <w:t xml:space="preserve">                    x0 = x1;</w:t>
+            </w:r>
+          </w:p>
+          <w:p>
+            <w:pPr>
+              <w:spacing w:after="0" w:line="240" w:lineRule="auto"/>
+              <w:rPr>
+                <w:rFonts w:ascii="Consolas" w:eastAsia="Times New Roman" w:hAnsi="Consolas" w:cs="Times New Roman"/>
+                <w:sz w:val="18"/>
+                <w:szCs w:val="18"/>
+                <w:lang w:eastAsia="ru-RU"/>
+              </w:rPr>
+            </w:pPr>
+            <w:r>
+              <w:rPr>
+                <w:rFonts w:ascii="Consolas" w:eastAsia="Times New Roman" w:hAnsi="Consolas" w:cs="Times New Roman"/>
+                <w:sz w:val="18"/>
+                <w:szCs w:val="18"/>
+                <w:lang w:eastAsia="ru-RU"/>
+              </w:rPr>
+              <w:t xml:space="preserve">                    f0 = f1;</w:t>
+            </w:r>
+          </w:p>
+          <w:p>
+            <w:pPr>
+              <w:spacing w:after="0" w:line="240" w:lineRule="auto"/>
+              <w:rPr>
+                <w:rFonts w:ascii="Consolas" w:eastAsia="Times New Roman" w:hAnsi="Consolas" w:cs="Times New Roman"/>
+                <w:sz w:val="18"/>
+                <w:szCs w:val="18"/>
+                <w:lang w:eastAsia="ru-RU"/>
+              </w:rPr>
+            </w:pPr>
+            <w:r>
+              <w:rPr>
+                <w:rFonts w:ascii="Consolas" w:eastAsia="Times New Roman" w:hAnsi="Consolas" w:cs="Times New Roman"/>
+                <w:sz w:val="18"/>
+                <w:szCs w:val="18"/>
+                <w:lang w:eastAsia="ru-RU"/>
+              </w:rPr>
+              <w:t xml:space="preserve">                    delta = -delta / 4;</w:t>
+            </w:r>
+          </w:p>
+          <w:p>
+            <w:pPr>
+              <w:spacing w:after="0" w:line="240" w:lineRule="auto"/>
+              <w:rPr>
+                <w:rFonts w:ascii="Consolas" w:eastAsia="Times New Roman" w:hAnsi="Consolas" w:cs="Times New Roman"/>
+                <w:sz w:val="18"/>
+                <w:szCs w:val="18"/>
+                <w:lang w:eastAsia="ru-RU"/>
+              </w:rPr>
+            </w:pPr>
+            <w:r>
+              <w:rPr>
+                <w:rFonts w:ascii="Consolas" w:eastAsia="Times New Roman" w:hAnsi="Consolas" w:cs="Times New Roman"/>
+                <w:sz w:val="18"/>
+                <w:szCs w:val="18"/>
+                <w:lang w:eastAsia="ru-RU"/>
+              </w:rPr>
+              <w:t xml:space="preserve">                end</w:t>
+            </w:r>
+          </w:p>
+          <w:p>
+            <w:pPr>
+              <w:spacing w:after="0" w:line="240" w:lineRule="auto"/>
+              <w:rPr>
+                <w:rFonts w:ascii="Consolas" w:eastAsia="Times New Roman" w:hAnsi="Consolas" w:cs="Times New Roman"/>
+                <w:sz w:val="18"/>
+                <w:szCs w:val="18"/>
+                <w:lang w:eastAsia="ru-RU"/>
+              </w:rPr>
+            </w:pPr>
+            <w:r>
+              <w:rPr>
+                <w:rFonts w:ascii="Consolas" w:eastAsia="Times New Roman" w:hAnsi="Consolas" w:cs="Times New Roman"/>
+                <w:sz w:val="18"/>
+                <w:szCs w:val="18"/>
+                <w:lang w:eastAsia="ru-RU"/>
+              </w:rPr>
+              <w:t xml:space="preserve">            end</w:t>
+            </w:r>
+          </w:p>
+          <w:p>
+            <w:pPr>
+              <w:spacing w:after="0" w:line="240" w:lineRule="auto"/>
+              <w:rPr>
+                <w:rFonts w:ascii="Consolas" w:eastAsia="Times New Roman" w:hAnsi="Consolas" w:cs="Times New Roman"/>
+                <w:sz w:val="18"/>
+                <w:szCs w:val="18"/>
+                <w:lang w:eastAsia="ru-RU"/>
+              </w:rPr>
+            </w:pPr>
+            <w:r>
+              <w:rPr>
+                <w:rFonts w:ascii="Consolas" w:eastAsia="Times New Roman" w:hAnsi="Consolas" w:cs="Times New Roman"/>
+                <w:sz w:val="18"/>
+                <w:szCs w:val="18"/>
+                <w:lang w:eastAsia="ru-RU"/>
+              </w:rPr>
+              <w:t xml:space="preserve">        else</w:t>
+            </w:r>
+          </w:p>
+          <w:p>
+            <w:pPr>
+              <w:spacing w:after="0" w:line="240" w:lineRule="auto"/>
+              <w:rPr>
+                <w:rFonts w:ascii="Consolas" w:eastAsia="Times New Roman" w:hAnsi="Consolas" w:cs="Times New Roman"/>
+                <w:sz w:val="18"/>
+                <w:szCs w:val="18"/>
+                <w:lang w:eastAsia="ru-RU"/>
+              </w:rPr>
+            </w:pPr>
+            <w:r>
+              <w:rPr>
+                <w:rFonts w:ascii="Consolas" w:eastAsia="Times New Roman" w:hAnsi="Consolas" w:cs="Times New Roman"/>
+                <w:sz w:val="18"/>
+                <w:szCs w:val="18"/>
+                <w:lang w:eastAsia="ru-RU"/>
+              </w:rPr>
+              <w:t xml:space="preserve">            if abs(delta) &lt;= eps</w:t>
+            </w:r>
+          </w:p>
+          <w:p>
+            <w:pPr>
+              <w:spacing w:after="0" w:line="240" w:lineRule="auto"/>
+              <w:rPr>
+                <w:rFonts w:ascii="Consolas" w:eastAsia="Times New Roman" w:hAnsi="Consolas" w:cs="Times New Roman"/>
+                <w:sz w:val="18"/>
+                <w:szCs w:val="18"/>
+                <w:lang w:eastAsia="ru-RU"/>
+              </w:rPr>
+            </w:pPr>
+            <w:r>
+              <w:rPr>
+                <w:rFonts w:ascii="Consolas" w:eastAsia="Times New Roman" w:hAnsi="Consolas" w:cs="Times New Roman"/>
+                <w:sz w:val="18"/>
+                <w:szCs w:val="18"/>
+                <w:lang w:eastAsia="ru-RU"/>
+              </w:rPr>
+              <w:t xml:space="preserve">                break;</w:t>
+            </w:r>
+          </w:p>
+          <w:p>
+            <w:pPr>
+              <w:spacing w:after="0" w:line="240" w:lineRule="auto"/>
+              <w:rPr>
+                <w:rFonts w:ascii="Consolas" w:eastAsia="Times New Roman" w:hAnsi="Consolas" w:cs="Times New Roman"/>
+                <w:sz w:val="18"/>
+                <w:szCs w:val="18"/>
+                <w:lang w:eastAsia="ru-RU"/>
+              </w:rPr>
+            </w:pPr>
+            <w:r>
+              <w:rPr>
+                <w:rFonts w:ascii="Consolas" w:eastAsia="Times New Roman" w:hAnsi="Consolas" w:cs="Times New Roman"/>
+                <w:sz w:val="18"/>
+                <w:szCs w:val="18"/>
+                <w:lang w:eastAsia="ru-RU"/>
+              </w:rPr>
+              <w:t xml:space="preserve">            else</w:t>
+            </w:r>
+          </w:p>
+          <w:p>
+            <w:pPr>
+              <w:spacing w:after="0" w:line="240" w:lineRule="auto"/>
+              <w:rPr>
+                <w:rFonts w:ascii="Consolas" w:eastAsia="Times New Roman" w:hAnsi="Consolas" w:cs="Times New Roman"/>
+                <w:sz w:val="18"/>
+                <w:szCs w:val="18"/>
+                <w:lang w:eastAsia="ru-RU"/>
+              </w:rPr>
+            </w:pPr>
+            <w:r>
+              <w:rPr>
+                <w:rFonts w:ascii="Consolas" w:eastAsia="Times New Roman" w:hAnsi="Consolas" w:cs="Times New Roman"/>
+                <w:sz w:val="18"/>
+                <w:szCs w:val="18"/>
+                <w:lang w:eastAsia="ru-RU"/>
+              </w:rPr>
+              <w:t xml:space="preserve">                x0 = x1;</w:t>
+            </w:r>
+          </w:p>
+          <w:p>
+            <w:pPr>
+              <w:spacing w:after="0" w:line="240" w:lineRule="auto"/>
+              <w:rPr>
+                <w:rFonts w:ascii="Consolas" w:eastAsia="Times New Roman" w:hAnsi="Consolas" w:cs="Times New Roman"/>
+                <w:sz w:val="18"/>
+                <w:szCs w:val="18"/>
+                <w:lang w:eastAsia="ru-RU"/>
+              </w:rPr>
+            </w:pPr>
+            <w:r>
+              <w:rPr>
+                <w:rFonts w:ascii="Consolas" w:eastAsia="Times New Roman" w:hAnsi="Consolas" w:cs="Times New Roman"/>
+                <w:sz w:val="18"/>
+                <w:szCs w:val="18"/>
+                <w:lang w:eastAsia="ru-RU"/>
+              </w:rPr>
+              <w:t xml:space="preserve">                f0 = f1;</w:t>
+            </w:r>
+          </w:p>
+          <w:p>
+            <w:pPr>
+              <w:spacing w:after="0" w:line="240" w:lineRule="auto"/>
+              <w:rPr>
+                <w:rFonts w:ascii="Consolas" w:eastAsia="Times New Roman" w:hAnsi="Consolas" w:cs="Times New Roman"/>
+                <w:sz w:val="18"/>
+                <w:szCs w:val="18"/>
+                <w:lang w:eastAsia="ru-RU"/>
+              </w:rPr>
+            </w:pPr>
+            <w:r>
+              <w:rPr>
+                <w:rFonts w:ascii="Consolas" w:eastAsia="Times New Roman" w:hAnsi="Consolas" w:cs="Times New Roman"/>
+                <w:sz w:val="18"/>
+                <w:szCs w:val="18"/>
+                <w:lang w:eastAsia="ru-RU"/>
+              </w:rPr>
+              <w:t xml:space="preserve">                delta = -delta / 4;</w:t>
+            </w:r>
+          </w:p>
+          <w:p>
+            <w:pPr>
+              <w:spacing w:after="0" w:line="240" w:lineRule="auto"/>
+              <w:rPr>
+                <w:rFonts w:ascii="Consolas" w:eastAsia="Times New Roman" w:hAnsi="Consolas" w:cs="Times New Roman"/>
+                <w:sz w:val="18"/>
+                <w:szCs w:val="18"/>
+                <w:lang w:eastAsia="ru-RU"/>
+              </w:rPr>
+            </w:pPr>
+            <w:r>
+              <w:rPr>
+                <w:rFonts w:ascii="Consolas" w:eastAsia="Times New Roman" w:hAnsi="Consolas" w:cs="Times New Roman"/>
+                <w:sz w:val="18"/>
+                <w:szCs w:val="18"/>
+                <w:lang w:eastAsia="ru-RU"/>
+              </w:rPr>
+              <w:t xml:space="preserve">            end</w:t>
+            </w:r>
+          </w:p>
+          <w:p>
+            <w:pPr>
+              <w:spacing w:after="0" w:line="240" w:lineRule="auto"/>
+              <w:rPr>
+                <w:rFonts w:ascii="Consolas" w:eastAsia="Times New Roman" w:hAnsi="Consolas" w:cs="Times New Roman"/>
+                <w:sz w:val="18"/>
+                <w:szCs w:val="18"/>
+                <w:lang w:eastAsia="ru-RU"/>
+              </w:rPr>
+            </w:pPr>
+            <w:r>
+              <w:rPr>
+                <w:rFonts w:ascii="Consolas" w:eastAsia="Times New Roman" w:hAnsi="Consolas" w:cs="Times New Roman"/>
+                <w:sz w:val="18"/>
+                <w:szCs w:val="18"/>
+                <w:lang w:eastAsia="ru-RU"/>
+              </w:rPr>
+              <w:t xml:space="preserve">        end</w:t>
+            </w:r>
+          </w:p>
+          <w:p>
+            <w:pPr>
+              <w:spacing w:after="0" w:line="240" w:lineRule="auto"/>
+              <w:rPr>
+                <w:rFonts w:ascii="Consolas" w:eastAsia="Times New Roman" w:hAnsi="Consolas" w:cs="Times New Roman"/>
+                <w:sz w:val="18"/>
+                <w:szCs w:val="18"/>
+                <w:lang w:eastAsia="ru-RU"/>
+              </w:rPr>
+            </w:pPr>
+            <w:r>
+              <w:rPr>
+                <w:rFonts w:ascii="Consolas" w:eastAsia="Times New Roman" w:hAnsi="Consolas" w:cs="Times New Roman"/>
+                <w:sz w:val="18"/>
+                <w:szCs w:val="18"/>
+                <w:lang w:eastAsia="ru-RU"/>
+              </w:rPr>
+              <w:t xml:space="preserve">    end</w:t>
+            </w:r>
+          </w:p>
+          <w:p>
+            <w:pPr>
+              <w:spacing w:after="0" w:line="240" w:lineRule="auto"/>
+              <w:rPr>
+                <w:rFonts w:ascii="Consolas" w:eastAsia="Times New Roman" w:hAnsi="Consolas" w:cs="Times New Roman"/>
+                <w:sz w:val="18"/>
+                <w:szCs w:val="18"/>
+                <w:lang w:eastAsia="ru-RU"/>
+              </w:rPr>
+            </w:pPr>
+          </w:p>
+          <w:p>
+            <w:pPr>
+              <w:spacing w:after="0" w:line="240" w:lineRule="auto"/>
+              <w:rPr>
+                <w:rFonts w:ascii="Consolas" w:eastAsia="Times New Roman" w:hAnsi="Consolas" w:cs="Times New Roman"/>
+                <w:sz w:val="18"/>
+                <w:szCs w:val="18"/>
+                <w:lang w:eastAsia="ru-RU"/>
+              </w:rPr>
+            </w:pPr>
+            <w:r>
+              <w:rPr>
+                <w:rFonts w:ascii="Consolas" w:eastAsia="Times New Roman" w:hAnsi="Consolas" w:cs="Times New Roman"/>
+                <w:sz w:val="18"/>
+                <w:szCs w:val="18"/>
+                <w:lang w:eastAsia="ru-RU"/>
+              </w:rPr>
+              <w:t xml:space="preserve">    i = i + 1;</w:t>
+            </w:r>
+          </w:p>
+          <w:p>
+            <w:pPr>
+              <w:spacing w:after="0" w:line="240" w:lineRule="auto"/>
+              <w:rPr>
+                <w:rFonts w:ascii="Consolas" w:eastAsia="Times New Roman" w:hAnsi="Consolas" w:cs="Times New Roman"/>
+                <w:sz w:val="18"/>
+                <w:szCs w:val="18"/>
+                <w:lang w:eastAsia="ru-RU"/>
+              </w:rPr>
+            </w:pPr>
+            <w:r>
+              <w:rPr>
+                <w:rFonts w:ascii="Consolas" w:eastAsia="Times New Roman" w:hAnsi="Consolas" w:cs="Times New Roman"/>
+                <w:sz w:val="18"/>
+                <w:szCs w:val="18"/>
+                <w:lang w:eastAsia="ru-RU"/>
+              </w:rPr>
+              <w:t xml:space="preserve">    if debugFlg</w:t>
+            </w:r>
+          </w:p>
+          <w:p>
+            <w:pPr>
+              <w:spacing w:after="0" w:line="240" w:lineRule="auto"/>
+              <w:rPr>
+                <w:rFonts w:ascii="Consolas" w:eastAsia="Times New Roman" w:hAnsi="Consolas" w:cs="Times New Roman"/>
+                <w:sz w:val="18"/>
+                <w:szCs w:val="18"/>
+                <w:lang w:eastAsia="ru-RU"/>
+              </w:rPr>
+            </w:pPr>
+            <w:r>
+              <w:rPr>
+                <w:rFonts w:ascii="Consolas" w:eastAsia="Times New Roman" w:hAnsi="Consolas" w:cs="Times New Roman"/>
+                <w:sz w:val="18"/>
+                <w:szCs w:val="18"/>
+                <w:lang w:eastAsia="ru-RU"/>
+              </w:rPr>
+              <w:t xml:space="preserve">        fprintf('№ %2d x*=%.10f f(x*)=%.10f\n', i, x0, f0);</w:t>
+            </w:r>
+          </w:p>
+          <w:p>
+            <w:pPr>
+              <w:spacing w:after="0" w:line="240" w:lineRule="auto"/>
+              <w:rPr>
+                <w:rFonts w:ascii="Consolas" w:eastAsia="Times New Roman" w:hAnsi="Consolas" w:cs="Times New Roman"/>
+                <w:sz w:val="18"/>
+                <w:szCs w:val="18"/>
+                <w:lang w:eastAsia="ru-RU"/>
+              </w:rPr>
+            </w:pPr>
+            <w:r>
+              <w:rPr>
+                <w:rFonts w:ascii="Consolas" w:eastAsia="Times New Roman" w:hAnsi="Consolas" w:cs="Times New Roman"/>
+                <w:sz w:val="18"/>
+                <w:szCs w:val="18"/>
+                <w:lang w:eastAsia="ru-RU"/>
+              </w:rPr>
+              <w:t xml:space="preserve">        fprintf('RESULT: x*=%.10f f(x*)=%.10f\n', x0, f0);</w:t>
+            </w:r>
+          </w:p>
+          <w:p>
+            <w:pPr>
+              <w:spacing w:after="0" w:line="240" w:lineRule="auto"/>
+              <w:rPr>
+                <w:rFonts w:ascii="Consolas" w:eastAsia="Times New Roman" w:hAnsi="Consolas" w:cs="Times New Roman"/>
+                <w:sz w:val="18"/>
+                <w:szCs w:val="18"/>
+                <w:lang w:eastAsia="ru-RU"/>
+              </w:rPr>
+            </w:pPr>
+            <w:r>
+              <w:rPr>
+                <w:rFonts w:ascii="Consolas" w:eastAsia="Times New Roman" w:hAnsi="Consolas" w:cs="Times New Roman"/>
+                <w:sz w:val="18"/>
+                <w:szCs w:val="18"/>
+                <w:lang w:eastAsia="ru-RU"/>
+              </w:rPr>
+              <w:t xml:space="preserve">        if plotF</w:t>
+            </w:r>
+          </w:p>
+          <w:p>
+            <w:pPr>
+              <w:spacing w:after="0" w:line="240" w:lineRule="auto"/>
+              <w:rPr>
+                <w:rFonts w:ascii="Consolas" w:eastAsia="Times New Roman" w:hAnsi="Consolas" w:cs="Times New Roman"/>
+                <w:sz w:val="18"/>
+                <w:szCs w:val="18"/>
+                <w:lang w:eastAsia="ru-RU"/>
+              </w:rPr>
+            </w:pPr>
+            <w:r>
+              <w:rPr>
+                <w:rFonts w:ascii="Consolas" w:eastAsia="Times New Roman" w:hAnsi="Consolas" w:cs="Times New Roman"/>
+                <w:sz w:val="18"/>
+                <w:szCs w:val="18"/>
+                <w:lang w:eastAsia="ru-RU"/>
+              </w:rPr>
+              <w:t xml:space="preserve">            plot(plot_x, plot_f, 'xk');</w:t>
+            </w:r>
+          </w:p>
+          <w:p>
+            <w:pPr>
+              <w:spacing w:after="0" w:line="240" w:lineRule="auto"/>
+              <w:rPr>
+                <w:rFonts w:ascii="Consolas" w:eastAsia="Times New Roman" w:hAnsi="Consolas" w:cs="Times New Roman"/>
+                <w:sz w:val="18"/>
+                <w:szCs w:val="18"/>
+                <w:lang w:eastAsia="ru-RU"/>
+              </w:rPr>
+            </w:pPr>
+            <w:r>
+              <w:rPr>
+                <w:rFonts w:ascii="Consolas" w:eastAsia="Times New Roman" w:hAnsi="Consolas" w:cs="Times New Roman"/>
+                <w:sz w:val="18"/>
+                <w:szCs w:val="18"/>
+                <w:lang w:eastAsia="ru-RU"/>
+              </w:rPr>
+              <w:t xml:space="preserve">        end</w:t>
+            </w:r>
+          </w:p>
+          <w:p>
+            <w:pPr>
+              <w:spacing w:after="0" w:line="240" w:lineRule="auto"/>
+              <w:rPr>
+                <w:rFonts w:ascii="Consolas" w:eastAsia="Times New Roman" w:hAnsi="Consolas" w:cs="Times New Roman"/>
+                <w:sz w:val="18"/>
+                <w:szCs w:val="18"/>
+                <w:lang w:eastAsia="ru-RU"/>
+              </w:rPr>
+            </w:pPr>
+            <w:r>
+              <w:rPr>
+                <w:rFonts w:ascii="Consolas" w:eastAsia="Times New Roman" w:hAnsi="Consolas" w:cs="Times New Roman"/>
+                <w:sz w:val="18"/>
+                <w:szCs w:val="18"/>
+                <w:lang w:eastAsia="ru-RU"/>
+              </w:rPr>
+              <w:t xml:space="preserve">    end</w:t>
+            </w:r>
+          </w:p>
+          <w:p>
+            <w:pPr>
+              <w:spacing w:after="0" w:line="240" w:lineRule="auto"/>
+              <w:rPr>
+                <w:rFonts w:ascii="Consolas" w:eastAsia="Times New Roman" w:hAnsi="Consolas" w:cs="Times New Roman"/>
+                <w:sz w:val="18"/>
+                <w:szCs w:val="18"/>
+                <w:lang w:eastAsia="ru-RU"/>
+              </w:rPr>
+            </w:pPr>
+            <w:r>
+              <w:rPr>
+                <w:rFonts w:ascii="Consolas" w:eastAsia="Times New Roman" w:hAnsi="Consolas" w:cs="Times New Roman"/>
+                <w:sz w:val="18"/>
+                <w:szCs w:val="18"/>
+                <w:lang w:eastAsia="ru-RU"/>
+              </w:rPr>
               <w:t>end</w:t>
             </w:r>
           </w:p>
@@ -3442,1442 +4639,69 @@
                 <w:rFonts w:ascii="Consolas" w:eastAsia="Times New Roman" w:hAnsi="Consolas" w:cs="Times New Roman"/>
                 <w:sz w:val="18"/>
                 <w:szCs w:val="18"/>
-                <w:lang w:val="en-US" w:eastAsia="ru-RU"/>
-              </w:rPr>
-            </w:pPr>
-          </w:p>
-          <w:p>
-            <w:pPr>
-              <w:spacing w:after="0" w:line="240" w:lineRule="auto"/>
-              <w:rPr>
-                <w:rFonts w:ascii="Consolas" w:eastAsia="Times New Roman" w:hAnsi="Consolas" w:cs="Times New Roman"/>
-                <w:sz w:val="18"/>
-                <w:szCs w:val="18"/>
-                <w:lang w:val="en-US" w:eastAsia="ru-RU"/>
-              </w:rPr>
-            </w:pPr>
-            <w:r>
-              <w:rPr>
-                <w:rFonts w:ascii="Consolas" w:eastAsia="Times New Roman" w:hAnsi="Consolas" w:cs="Times New Roman"/>
-                <w:color w:val="0E00FF"/>
-                <w:sz w:val="18"/>
-                <w:szCs w:val="18"/>
-                <w:lang w:val="en-US" w:eastAsia="ru-RU"/>
-              </w:rPr>
-              <w:lastRenderedPageBreak/>
-              <w:t xml:space="preserve">function </w:t>
-            </w:r>
-            <w:r>
-              <w:rPr>
-                <w:rFonts w:ascii="Consolas" w:eastAsia="Times New Roman" w:hAnsi="Consolas" w:cs="Times New Roman"/>
-                <w:sz w:val="18"/>
-                <w:szCs w:val="18"/>
-                <w:lang w:val="en-US" w:eastAsia="ru-RU"/>
-              </w:rPr>
-              <w:t>[x0, f0] = bitwiseSearch(a, b, eps, debugFlg, delayS)</w:t>
-            </w:r>
-          </w:p>
-          <w:p>
-            <w:pPr>
-              <w:spacing w:after="0" w:line="240" w:lineRule="auto"/>
-              <w:rPr>
-                <w:rFonts w:ascii="Consolas" w:eastAsia="Times New Roman" w:hAnsi="Consolas" w:cs="Times New Roman"/>
-                <w:sz w:val="18"/>
-                <w:szCs w:val="18"/>
-                <w:lang w:val="en-US" w:eastAsia="ru-RU"/>
-              </w:rPr>
-            </w:pPr>
-            <w:r>
-              <w:rPr>
-                <w:rFonts w:ascii="Consolas" w:eastAsia="Times New Roman" w:hAnsi="Consolas" w:cs="Times New Roman"/>
-                <w:sz w:val="18"/>
-                <w:szCs w:val="18"/>
-                <w:lang w:val="en-US" w:eastAsia="ru-RU"/>
-              </w:rPr>
-              <w:t xml:space="preserve">    i = 0;</w:t>
-            </w:r>
-          </w:p>
-          <w:p>
-            <w:pPr>
-              <w:spacing w:after="0" w:line="240" w:lineRule="auto"/>
-              <w:rPr>
-                <w:rFonts w:ascii="Consolas" w:eastAsia="Times New Roman" w:hAnsi="Consolas" w:cs="Times New Roman"/>
-                <w:sz w:val="18"/>
-                <w:szCs w:val="18"/>
-                <w:lang w:val="en-US" w:eastAsia="ru-RU"/>
-              </w:rPr>
-            </w:pPr>
-            <w:r>
-              <w:rPr>
-                <w:rFonts w:ascii="Consolas" w:eastAsia="Times New Roman" w:hAnsi="Consolas" w:cs="Times New Roman"/>
-                <w:sz w:val="18"/>
-                <w:szCs w:val="18"/>
-                <w:lang w:val="en-US" w:eastAsia="ru-RU"/>
-              </w:rPr>
-              <w:t xml:space="preserve">    delta = (b - a) / 4;</w:t>
-            </w:r>
-          </w:p>
-          <w:p>
-            <w:pPr>
-              <w:spacing w:after="0" w:line="240" w:lineRule="auto"/>
-              <w:rPr>
-                <w:rFonts w:ascii="Consolas" w:eastAsia="Times New Roman" w:hAnsi="Consolas" w:cs="Times New Roman"/>
-                <w:sz w:val="18"/>
-                <w:szCs w:val="18"/>
-                <w:lang w:val="en-US" w:eastAsia="ru-RU"/>
-              </w:rPr>
-            </w:pPr>
-            <w:r>
-              <w:rPr>
-                <w:rFonts w:ascii="Consolas" w:eastAsia="Times New Roman" w:hAnsi="Consolas" w:cs="Times New Roman"/>
-                <w:sz w:val="18"/>
-                <w:szCs w:val="18"/>
-                <w:lang w:val="en-US" w:eastAsia="ru-RU"/>
-              </w:rPr>
-              <w:t xml:space="preserve">    x0 = a;</w:t>
-            </w:r>
-          </w:p>
-          <w:p>
-            <w:pPr>
-              <w:spacing w:after="0" w:line="240" w:lineRule="auto"/>
-              <w:rPr>
-                <w:rFonts w:ascii="Consolas" w:eastAsia="Times New Roman" w:hAnsi="Consolas" w:cs="Times New Roman"/>
-                <w:sz w:val="18"/>
-                <w:szCs w:val="18"/>
-                <w:lang w:val="en-US" w:eastAsia="ru-RU"/>
-              </w:rPr>
-            </w:pPr>
-            <w:r>
-              <w:rPr>
-                <w:rFonts w:ascii="Consolas" w:eastAsia="Times New Roman" w:hAnsi="Consolas" w:cs="Times New Roman"/>
-                <w:sz w:val="18"/>
-                <w:szCs w:val="18"/>
-                <w:lang w:val="en-US" w:eastAsia="ru-RU"/>
-              </w:rPr>
-              <w:t xml:space="preserve">    f0 = f(x0);</w:t>
-            </w:r>
-          </w:p>
-          <w:p>
-            <w:pPr>
-              <w:spacing w:after="0" w:line="240" w:lineRule="auto"/>
-              <w:rPr>
-                <w:rFonts w:ascii="Consolas" w:eastAsia="Times New Roman" w:hAnsi="Consolas" w:cs="Times New Roman"/>
-                <w:sz w:val="18"/>
-                <w:szCs w:val="18"/>
-                <w:lang w:val="en-US" w:eastAsia="ru-RU"/>
-              </w:rPr>
-            </w:pPr>
-            <w:r>
-              <w:rPr>
-                <w:rFonts w:ascii="Consolas" w:eastAsia="Times New Roman" w:hAnsi="Consolas" w:cs="Times New Roman"/>
-                <w:sz w:val="18"/>
-                <w:szCs w:val="18"/>
-                <w:lang w:val="en-US" w:eastAsia="ru-RU"/>
-              </w:rPr>
-              <w:t xml:space="preserve">    </w:t>
-            </w:r>
-            <w:r>
-              <w:rPr>
-                <w:rFonts w:ascii="Consolas" w:eastAsia="Times New Roman" w:hAnsi="Consolas" w:cs="Times New Roman"/>
-                <w:color w:val="0E00FF"/>
-                <w:sz w:val="18"/>
-                <w:szCs w:val="18"/>
-                <w:lang w:val="en-US" w:eastAsia="ru-RU"/>
-              </w:rPr>
-              <w:t xml:space="preserve">while </w:t>
-            </w:r>
-            <w:r>
-              <w:rPr>
-                <w:rFonts w:ascii="Consolas" w:eastAsia="Times New Roman" w:hAnsi="Consolas" w:cs="Times New Roman"/>
-                <w:sz w:val="18"/>
-                <w:szCs w:val="18"/>
-                <w:lang w:val="en-US" w:eastAsia="ru-RU"/>
-              </w:rPr>
-              <w:t>1</w:t>
-            </w:r>
-          </w:p>
-          <w:p>
-            <w:pPr>
-              <w:spacing w:after="0" w:line="240" w:lineRule="auto"/>
-              <w:rPr>
-                <w:rFonts w:ascii="Consolas" w:eastAsia="Times New Roman" w:hAnsi="Consolas" w:cs="Times New Roman"/>
-                <w:sz w:val="18"/>
-                <w:szCs w:val="18"/>
-                <w:lang w:val="en-US" w:eastAsia="ru-RU"/>
-              </w:rPr>
-            </w:pPr>
-            <w:r>
-              <w:rPr>
-                <w:rFonts w:ascii="Consolas" w:eastAsia="Times New Roman" w:hAnsi="Consolas" w:cs="Times New Roman"/>
-                <w:sz w:val="18"/>
-                <w:szCs w:val="18"/>
-                <w:lang w:val="en-US" w:eastAsia="ru-RU"/>
-              </w:rPr>
-              <w:t xml:space="preserve">        i = i + 1;</w:t>
-            </w:r>
-          </w:p>
-          <w:p>
-            <w:pPr>
-              <w:spacing w:after="0" w:line="240" w:lineRule="auto"/>
-              <w:rPr>
-                <w:rFonts w:ascii="Consolas" w:eastAsia="Times New Roman" w:hAnsi="Consolas" w:cs="Times New Roman"/>
-                <w:sz w:val="18"/>
-                <w:szCs w:val="18"/>
-                <w:lang w:val="en-US" w:eastAsia="ru-RU"/>
-              </w:rPr>
-            </w:pPr>
-            <w:r>
-              <w:rPr>
-                <w:rFonts w:ascii="Consolas" w:eastAsia="Times New Roman" w:hAnsi="Consolas" w:cs="Times New Roman"/>
-                <w:sz w:val="18"/>
-                <w:szCs w:val="18"/>
-                <w:lang w:val="en-US" w:eastAsia="ru-RU"/>
-              </w:rPr>
-              <w:t xml:space="preserve">        x1 = x0 + delta;</w:t>
-            </w:r>
-          </w:p>
-          <w:p>
-            <w:pPr>
-              <w:spacing w:after="0" w:line="240" w:lineRule="auto"/>
-              <w:rPr>
-                <w:rFonts w:ascii="Consolas" w:eastAsia="Times New Roman" w:hAnsi="Consolas" w:cs="Times New Roman"/>
-                <w:sz w:val="18"/>
-                <w:szCs w:val="18"/>
-                <w:lang w:val="en-US" w:eastAsia="ru-RU"/>
-              </w:rPr>
-            </w:pPr>
-            <w:r>
-              <w:rPr>
-                <w:rFonts w:ascii="Consolas" w:eastAsia="Times New Roman" w:hAnsi="Consolas" w:cs="Times New Roman"/>
-                <w:sz w:val="18"/>
-                <w:szCs w:val="18"/>
-                <w:lang w:val="en-US" w:eastAsia="ru-RU"/>
-              </w:rPr>
-              <w:t xml:space="preserve">        f1 = f(x1);</w:t>
-            </w:r>
-          </w:p>
-          <w:p>
-            <w:pPr>
-              <w:spacing w:after="0" w:line="240" w:lineRule="auto"/>
-              <w:rPr>
-                <w:rFonts w:ascii="Consolas" w:eastAsia="Times New Roman" w:hAnsi="Consolas" w:cs="Times New Roman"/>
-                <w:sz w:val="18"/>
-                <w:szCs w:val="18"/>
-                <w:lang w:val="en-US" w:eastAsia="ru-RU"/>
-              </w:rPr>
-            </w:pPr>
-          </w:p>
-          <w:p>
-            <w:pPr>
-              <w:spacing w:after="0" w:line="240" w:lineRule="auto"/>
-              <w:rPr>
-                <w:rFonts w:ascii="Consolas" w:eastAsia="Times New Roman" w:hAnsi="Consolas" w:cs="Times New Roman"/>
-                <w:sz w:val="18"/>
-                <w:szCs w:val="18"/>
-                <w:lang w:val="en-US" w:eastAsia="ru-RU"/>
-              </w:rPr>
-            </w:pPr>
-            <w:r>
-              <w:rPr>
-                <w:rFonts w:ascii="Consolas" w:eastAsia="Times New Roman" w:hAnsi="Consolas" w:cs="Times New Roman"/>
-                <w:sz w:val="18"/>
-                <w:szCs w:val="18"/>
-                <w:lang w:val="en-US" w:eastAsia="ru-RU"/>
-              </w:rPr>
-              <w:t xml:space="preserve">        </w:t>
-            </w:r>
-            <w:r>
-              <w:rPr>
-                <w:rFonts w:ascii="Consolas" w:eastAsia="Times New Roman" w:hAnsi="Consolas" w:cs="Times New Roman"/>
-                <w:color w:val="0E00FF"/>
-                <w:sz w:val="18"/>
-                <w:szCs w:val="18"/>
-                <w:lang w:val="en-US" w:eastAsia="ru-RU"/>
-              </w:rPr>
-              <w:t xml:space="preserve">if </w:t>
-            </w:r>
-            <w:r>
-              <w:rPr>
-                <w:rFonts w:ascii="Consolas" w:eastAsia="Times New Roman" w:hAnsi="Consolas" w:cs="Times New Roman"/>
-                <w:sz w:val="18"/>
-                <w:szCs w:val="18"/>
-                <w:lang w:val="en-US" w:eastAsia="ru-RU"/>
-              </w:rPr>
-              <w:t>debugFlg</w:t>
-            </w:r>
-          </w:p>
-          <w:p>
-            <w:pPr>
-              <w:spacing w:after="0" w:line="240" w:lineRule="auto"/>
-              <w:rPr>
-                <w:rFonts w:ascii="Consolas" w:eastAsia="Times New Roman" w:hAnsi="Consolas" w:cs="Times New Roman"/>
-                <w:sz w:val="18"/>
-                <w:szCs w:val="18"/>
-                <w:lang w:val="en-US" w:eastAsia="ru-RU"/>
-              </w:rPr>
-            </w:pPr>
-            <w:r>
-              <w:rPr>
-                <w:rFonts w:ascii="Consolas" w:eastAsia="Times New Roman" w:hAnsi="Consolas" w:cs="Times New Roman"/>
-                <w:sz w:val="18"/>
-                <w:szCs w:val="18"/>
-                <w:lang w:val="en-US" w:eastAsia="ru-RU"/>
-              </w:rPr>
-              <w:t xml:space="preserve">            fprintf(</w:t>
-            </w:r>
-            <w:r>
-              <w:rPr>
-                <w:rFonts w:ascii="Consolas" w:eastAsia="Times New Roman" w:hAnsi="Consolas" w:cs="Times New Roman"/>
-                <w:color w:val="AA04F9"/>
-                <w:sz w:val="18"/>
-                <w:szCs w:val="18"/>
-                <w:lang w:val="en-US" w:eastAsia="ru-RU"/>
-              </w:rPr>
-              <w:t>'№ %2d x*=%.10f f(x*)=%.10f\n'</w:t>
-            </w:r>
-            <w:r>
-              <w:rPr>
-                <w:rFonts w:ascii="Consolas" w:eastAsia="Times New Roman" w:hAnsi="Consolas" w:cs="Times New Roman"/>
-                <w:sz w:val="18"/>
-                <w:szCs w:val="18"/>
-                <w:lang w:val="en-US" w:eastAsia="ru-RU"/>
-              </w:rPr>
-              <w:t>, i, x1, f1);</w:t>
-            </w:r>
-          </w:p>
-          <w:p>
-            <w:pPr>
-              <w:spacing w:after="0" w:line="240" w:lineRule="auto"/>
-              <w:rPr>
-                <w:rFonts w:ascii="Consolas" w:eastAsia="Times New Roman" w:hAnsi="Consolas" w:cs="Times New Roman"/>
-                <w:sz w:val="18"/>
-                <w:szCs w:val="18"/>
-                <w:lang w:val="en-US" w:eastAsia="ru-RU"/>
-              </w:rPr>
-            </w:pPr>
-            <w:r>
-              <w:rPr>
-                <w:rFonts w:ascii="Consolas" w:eastAsia="Times New Roman" w:hAnsi="Consolas" w:cs="Times New Roman"/>
-                <w:sz w:val="18"/>
-                <w:szCs w:val="18"/>
-                <w:lang w:val="en-US" w:eastAsia="ru-RU"/>
-              </w:rPr>
-              <w:t xml:space="preserve">            plot(x1, f1, </w:t>
-            </w:r>
-            <w:r>
-              <w:rPr>
-                <w:rFonts w:ascii="Consolas" w:eastAsia="Times New Roman" w:hAnsi="Consolas" w:cs="Times New Roman"/>
-                <w:color w:val="AA04F9"/>
-                <w:sz w:val="18"/>
-                <w:szCs w:val="18"/>
-                <w:lang w:val="en-US" w:eastAsia="ru-RU"/>
-              </w:rPr>
-              <w:t>'xk'</w:t>
-            </w:r>
-            <w:r>
-              <w:rPr>
-                <w:rFonts w:ascii="Consolas" w:eastAsia="Times New Roman" w:hAnsi="Consolas" w:cs="Times New Roman"/>
-                <w:sz w:val="18"/>
-                <w:szCs w:val="18"/>
-                <w:lang w:val="en-US" w:eastAsia="ru-RU"/>
-              </w:rPr>
-              <w:t>);</w:t>
-            </w:r>
-          </w:p>
-          <w:p>
-            <w:pPr>
-              <w:spacing w:after="0" w:line="240" w:lineRule="auto"/>
-              <w:rPr>
-                <w:rFonts w:ascii="Consolas" w:eastAsia="Times New Roman" w:hAnsi="Consolas" w:cs="Times New Roman"/>
-                <w:sz w:val="18"/>
-                <w:szCs w:val="18"/>
-                <w:lang w:val="en-US" w:eastAsia="ru-RU"/>
-              </w:rPr>
-            </w:pPr>
-            <w:r>
-              <w:rPr>
-                <w:rFonts w:ascii="Consolas" w:eastAsia="Times New Roman" w:hAnsi="Consolas" w:cs="Times New Roman"/>
-                <w:sz w:val="18"/>
-                <w:szCs w:val="18"/>
-                <w:lang w:val="en-US" w:eastAsia="ru-RU"/>
-              </w:rPr>
-              <w:t xml:space="preserve">            hold </w:t>
-            </w:r>
-            <w:r>
-              <w:rPr>
-                <w:rFonts w:ascii="Consolas" w:eastAsia="Times New Roman" w:hAnsi="Consolas" w:cs="Times New Roman"/>
-                <w:color w:val="AA04F9"/>
-                <w:sz w:val="18"/>
-                <w:szCs w:val="18"/>
-                <w:lang w:val="en-US" w:eastAsia="ru-RU"/>
-              </w:rPr>
-              <w:t>on</w:t>
-            </w:r>
-            <w:r>
-              <w:rPr>
-                <w:rFonts w:ascii="Consolas" w:eastAsia="Times New Roman" w:hAnsi="Consolas" w:cs="Times New Roman"/>
-                <w:sz w:val="18"/>
-                <w:szCs w:val="18"/>
-                <w:lang w:val="en-US" w:eastAsia="ru-RU"/>
-              </w:rPr>
-              <w:t>;</w:t>
-            </w:r>
-          </w:p>
-          <w:p>
-            <w:pPr>
-              <w:spacing w:after="0" w:line="240" w:lineRule="auto"/>
-              <w:rPr>
-                <w:rFonts w:ascii="Consolas" w:eastAsia="Times New Roman" w:hAnsi="Consolas" w:cs="Times New Roman"/>
-                <w:sz w:val="18"/>
-                <w:szCs w:val="18"/>
-                <w:lang w:val="en-US" w:eastAsia="ru-RU"/>
-              </w:rPr>
-            </w:pPr>
-            <w:r>
-              <w:rPr>
-                <w:rFonts w:ascii="Consolas" w:eastAsia="Times New Roman" w:hAnsi="Consolas" w:cs="Times New Roman"/>
-                <w:sz w:val="18"/>
-                <w:szCs w:val="18"/>
-                <w:lang w:val="en-US" w:eastAsia="ru-RU"/>
-              </w:rPr>
-              <w:t xml:space="preserve">            pause(delayS);</w:t>
-            </w:r>
-          </w:p>
-          <w:p>
-            <w:pPr>
-              <w:spacing w:after="0" w:line="240" w:lineRule="auto"/>
-              <w:rPr>
-                <w:rFonts w:ascii="Consolas" w:eastAsia="Times New Roman" w:hAnsi="Consolas" w:cs="Times New Roman"/>
-                <w:sz w:val="18"/>
-                <w:szCs w:val="18"/>
-                <w:lang w:val="en-US" w:eastAsia="ru-RU"/>
-              </w:rPr>
-            </w:pPr>
-            <w:r>
-              <w:rPr>
-                <w:rFonts w:ascii="Consolas" w:eastAsia="Times New Roman" w:hAnsi="Consolas" w:cs="Times New Roman"/>
-                <w:sz w:val="18"/>
-                <w:szCs w:val="18"/>
-                <w:lang w:val="en-US" w:eastAsia="ru-RU"/>
-              </w:rPr>
-              <w:t xml:space="preserve">        </w:t>
-            </w:r>
-            <w:r>
-              <w:rPr>
-                <w:rFonts w:ascii="Consolas" w:eastAsia="Times New Roman" w:hAnsi="Consolas" w:cs="Times New Roman"/>
-                <w:color w:val="0E00FF"/>
-                <w:sz w:val="18"/>
-                <w:szCs w:val="18"/>
-                <w:lang w:val="en-US" w:eastAsia="ru-RU"/>
+                <w:lang w:eastAsia="ru-RU"/>
+              </w:rPr>
+            </w:pPr>
+          </w:p>
+          <w:p>
+            <w:pPr>
+              <w:spacing w:after="0" w:line="240" w:lineRule="auto"/>
+              <w:rPr>
+                <w:rFonts w:ascii="Consolas" w:eastAsia="Times New Roman" w:hAnsi="Consolas" w:cs="Times New Roman"/>
+                <w:sz w:val="18"/>
+                <w:szCs w:val="18"/>
+                <w:lang w:eastAsia="ru-RU"/>
+              </w:rPr>
+            </w:pPr>
+            <w:r>
+              <w:rPr>
+                <w:rFonts w:ascii="Consolas" w:eastAsia="Times New Roman" w:hAnsi="Consolas" w:cs="Times New Roman"/>
+                <w:sz w:val="18"/>
+                <w:szCs w:val="18"/>
+                <w:lang w:eastAsia="ru-RU"/>
+              </w:rPr>
+              <w:t>function y = f(x)</w:t>
+            </w:r>
+          </w:p>
+          <w:p>
+            <w:pPr>
+              <w:spacing w:after="0" w:line="240" w:lineRule="auto"/>
+              <w:rPr>
+                <w:rFonts w:ascii="Consolas" w:eastAsia="Times New Roman" w:hAnsi="Consolas" w:cs="Times New Roman"/>
+                <w:sz w:val="18"/>
+                <w:szCs w:val="18"/>
+                <w:lang w:eastAsia="ru-RU"/>
+              </w:rPr>
+            </w:pPr>
+            <w:r>
+              <w:rPr>
+                <w:rFonts w:ascii="Consolas" w:eastAsia="Times New Roman" w:hAnsi="Consolas" w:cs="Times New Roman"/>
+                <w:sz w:val="18"/>
+                <w:szCs w:val="18"/>
+                <w:lang w:eastAsia="ru-RU"/>
+              </w:rPr>
+              <w:t xml:space="preserve">    y = power(4 * power(x,3) + 2 * x * x - 4 * x + 2, sqrt(2)) + asin(1 / (-x * x + x + 5)) - 5.0;</w:t>
+            </w:r>
+          </w:p>
+          <w:p>
+            <w:pPr>
+              <w:spacing w:after="0" w:line="240" w:lineRule="auto"/>
+              <w:rPr>
+                <w:rFonts w:ascii="Consolas" w:eastAsia="Times New Roman" w:hAnsi="Consolas" w:cs="Times New Roman"/>
+                <w:sz w:val="18"/>
+                <w:szCs w:val="18"/>
+                <w:lang w:eastAsia="ru-RU"/>
+              </w:rPr>
+            </w:pPr>
+            <w:r>
+              <w:rPr>
+                <w:rFonts w:ascii="Consolas" w:eastAsia="Times New Roman" w:hAnsi="Consolas" w:cs="Times New Roman"/>
+                <w:sz w:val="18"/>
+                <w:szCs w:val="18"/>
+                <w:lang w:eastAsia="ru-RU"/>
               </w:rPr>
               <w:t>end</w:t>
             </w:r>
-          </w:p>
-          <w:p>
-            <w:pPr>
-              <w:spacing w:after="0" w:line="240" w:lineRule="auto"/>
-              <w:rPr>
-                <w:rFonts w:ascii="Consolas" w:eastAsia="Times New Roman" w:hAnsi="Consolas" w:cs="Times New Roman"/>
-                <w:sz w:val="18"/>
-                <w:szCs w:val="18"/>
-                <w:lang w:val="en-US" w:eastAsia="ru-RU"/>
-              </w:rPr>
-            </w:pPr>
-          </w:p>
-          <w:p>
-            <w:pPr>
-              <w:spacing w:after="0" w:line="240" w:lineRule="auto"/>
-              <w:rPr>
-                <w:rFonts w:ascii="Consolas" w:eastAsia="Times New Roman" w:hAnsi="Consolas" w:cs="Times New Roman"/>
-                <w:sz w:val="18"/>
-                <w:szCs w:val="18"/>
-                <w:lang w:val="en-US" w:eastAsia="ru-RU"/>
-              </w:rPr>
-            </w:pPr>
-            <w:r>
-              <w:rPr>
-                <w:rFonts w:ascii="Consolas" w:eastAsia="Times New Roman" w:hAnsi="Consolas" w:cs="Times New Roman"/>
-                <w:sz w:val="18"/>
-                <w:szCs w:val="18"/>
-                <w:lang w:val="en-US" w:eastAsia="ru-RU"/>
-              </w:rPr>
-              <w:t xml:space="preserve">        </w:t>
-            </w:r>
-            <w:r>
-              <w:rPr>
-                <w:rFonts w:ascii="Consolas" w:eastAsia="Times New Roman" w:hAnsi="Consolas" w:cs="Times New Roman"/>
-                <w:color w:val="0E00FF"/>
-                <w:sz w:val="18"/>
-                <w:szCs w:val="18"/>
-                <w:lang w:val="en-US" w:eastAsia="ru-RU"/>
-              </w:rPr>
-              <w:t xml:space="preserve">if </w:t>
-            </w:r>
-            <w:r>
-              <w:rPr>
-                <w:rFonts w:ascii="Consolas" w:eastAsia="Times New Roman" w:hAnsi="Consolas" w:cs="Times New Roman"/>
-                <w:sz w:val="18"/>
-                <w:szCs w:val="18"/>
-                <w:lang w:val="en-US" w:eastAsia="ru-RU"/>
-              </w:rPr>
-              <w:t>f0 &gt; f1</w:t>
-            </w:r>
-          </w:p>
-          <w:p>
-            <w:pPr>
-              <w:spacing w:after="0" w:line="240" w:lineRule="auto"/>
-              <w:rPr>
-                <w:rFonts w:ascii="Consolas" w:eastAsia="Times New Roman" w:hAnsi="Consolas" w:cs="Times New Roman"/>
-                <w:sz w:val="18"/>
-                <w:szCs w:val="18"/>
-                <w:lang w:val="en-US" w:eastAsia="ru-RU"/>
-              </w:rPr>
-            </w:pPr>
-            <w:r>
-              <w:rPr>
-                <w:rFonts w:ascii="Consolas" w:eastAsia="Times New Roman" w:hAnsi="Consolas" w:cs="Times New Roman"/>
-                <w:sz w:val="18"/>
-                <w:szCs w:val="18"/>
-                <w:lang w:val="en-US" w:eastAsia="ru-RU"/>
-              </w:rPr>
-              <w:t xml:space="preserve">            x0 = x1;</w:t>
-            </w:r>
-          </w:p>
-          <w:p>
-            <w:pPr>
-              <w:spacing w:after="0" w:line="240" w:lineRule="auto"/>
-              <w:rPr>
-                <w:rFonts w:ascii="Consolas" w:eastAsia="Times New Roman" w:hAnsi="Consolas" w:cs="Times New Roman"/>
-                <w:sz w:val="18"/>
-                <w:szCs w:val="18"/>
-                <w:lang w:val="en-US" w:eastAsia="ru-RU"/>
-              </w:rPr>
-            </w:pPr>
-            <w:r>
-              <w:rPr>
-                <w:rFonts w:ascii="Consolas" w:eastAsia="Times New Roman" w:hAnsi="Consolas" w:cs="Times New Roman"/>
-                <w:sz w:val="18"/>
-                <w:szCs w:val="18"/>
-                <w:lang w:val="en-US" w:eastAsia="ru-RU"/>
-              </w:rPr>
-              <w:t xml:space="preserve">            f0 = f1;</w:t>
-            </w:r>
-          </w:p>
-          <w:p>
-            <w:pPr>
-              <w:spacing w:after="0" w:line="240" w:lineRule="auto"/>
-              <w:rPr>
-                <w:rFonts w:ascii="Consolas" w:eastAsia="Times New Roman" w:hAnsi="Consolas" w:cs="Times New Roman"/>
-                <w:sz w:val="18"/>
-                <w:szCs w:val="18"/>
-                <w:lang w:val="en-US" w:eastAsia="ru-RU"/>
-              </w:rPr>
-            </w:pPr>
-          </w:p>
-          <w:p>
-            <w:pPr>
-              <w:spacing w:after="0" w:line="240" w:lineRule="auto"/>
-              <w:rPr>
-                <w:rFonts w:ascii="Consolas" w:eastAsia="Times New Roman" w:hAnsi="Consolas" w:cs="Times New Roman"/>
-                <w:sz w:val="18"/>
-                <w:szCs w:val="18"/>
-                <w:lang w:val="en-US" w:eastAsia="ru-RU"/>
-              </w:rPr>
-            </w:pPr>
-            <w:r>
-              <w:rPr>
-                <w:rFonts w:ascii="Consolas" w:eastAsia="Times New Roman" w:hAnsi="Consolas" w:cs="Times New Roman"/>
-                <w:sz w:val="18"/>
-                <w:szCs w:val="18"/>
-                <w:lang w:val="en-US" w:eastAsia="ru-RU"/>
-              </w:rPr>
-              <w:t xml:space="preserve">            </w:t>
-            </w:r>
-            <w:r>
-              <w:rPr>
-                <w:rFonts w:ascii="Consolas" w:eastAsia="Times New Roman" w:hAnsi="Consolas" w:cs="Times New Roman"/>
-                <w:color w:val="0E00FF"/>
-                <w:sz w:val="18"/>
-                <w:szCs w:val="18"/>
-                <w:lang w:val="en-US" w:eastAsia="ru-RU"/>
-              </w:rPr>
-              <w:t xml:space="preserve">if </w:t>
-            </w:r>
-            <w:r>
-              <w:rPr>
-                <w:rFonts w:ascii="Consolas" w:eastAsia="Times New Roman" w:hAnsi="Consolas" w:cs="Times New Roman"/>
-                <w:sz w:val="18"/>
-                <w:szCs w:val="18"/>
-                <w:lang w:val="en-US" w:eastAsia="ru-RU"/>
-              </w:rPr>
-              <w:t>a &lt; x0 &amp;&amp; x0 &lt; b</w:t>
-            </w:r>
-          </w:p>
-          <w:p>
-            <w:pPr>
-              <w:spacing w:after="0" w:line="240" w:lineRule="auto"/>
-              <w:rPr>
-                <w:rFonts w:ascii="Consolas" w:eastAsia="Times New Roman" w:hAnsi="Consolas" w:cs="Times New Roman"/>
-                <w:sz w:val="18"/>
-                <w:szCs w:val="18"/>
-                <w:lang w:val="en-US" w:eastAsia="ru-RU"/>
-              </w:rPr>
-            </w:pPr>
-            <w:r>
-              <w:rPr>
-                <w:rFonts w:ascii="Consolas" w:eastAsia="Times New Roman" w:hAnsi="Consolas" w:cs="Times New Roman"/>
-                <w:sz w:val="18"/>
-                <w:szCs w:val="18"/>
-                <w:lang w:val="en-US" w:eastAsia="ru-RU"/>
-              </w:rPr>
-              <w:t xml:space="preserve">                </w:t>
-            </w:r>
-            <w:r>
-              <w:rPr>
-                <w:rFonts w:ascii="Consolas" w:eastAsia="Times New Roman" w:hAnsi="Consolas" w:cs="Times New Roman"/>
-                <w:color w:val="0E00FF"/>
-                <w:sz w:val="18"/>
-                <w:szCs w:val="18"/>
-                <w:lang w:val="en-US" w:eastAsia="ru-RU"/>
-              </w:rPr>
-              <w:t>continue</w:t>
-            </w:r>
-          </w:p>
-          <w:p>
-            <w:pPr>
-              <w:spacing w:after="0" w:line="240" w:lineRule="auto"/>
-              <w:rPr>
-                <w:rFonts w:ascii="Consolas" w:eastAsia="Times New Roman" w:hAnsi="Consolas" w:cs="Times New Roman"/>
-                <w:sz w:val="18"/>
-                <w:szCs w:val="18"/>
-                <w:lang w:val="en-US" w:eastAsia="ru-RU"/>
-              </w:rPr>
-            </w:pPr>
-            <w:r>
-              <w:rPr>
-                <w:rFonts w:ascii="Consolas" w:eastAsia="Times New Roman" w:hAnsi="Consolas" w:cs="Times New Roman"/>
-                <w:sz w:val="18"/>
-                <w:szCs w:val="18"/>
-                <w:lang w:val="en-US" w:eastAsia="ru-RU"/>
-              </w:rPr>
-              <w:t xml:space="preserve">            </w:t>
-            </w:r>
-            <w:r>
-              <w:rPr>
-                <w:rFonts w:ascii="Consolas" w:eastAsia="Times New Roman" w:hAnsi="Consolas" w:cs="Times New Roman"/>
-                <w:color w:val="0E00FF"/>
-                <w:sz w:val="18"/>
-                <w:szCs w:val="18"/>
-                <w:lang w:val="en-US" w:eastAsia="ru-RU"/>
-              </w:rPr>
-              <w:t>else</w:t>
-            </w:r>
-          </w:p>
-          <w:p>
-            <w:pPr>
-              <w:spacing w:after="0" w:line="240" w:lineRule="auto"/>
-              <w:rPr>
-                <w:rFonts w:ascii="Consolas" w:eastAsia="Times New Roman" w:hAnsi="Consolas" w:cs="Times New Roman"/>
-                <w:sz w:val="18"/>
-                <w:szCs w:val="18"/>
-                <w:lang w:val="en-US" w:eastAsia="ru-RU"/>
-              </w:rPr>
-            </w:pPr>
-            <w:r>
-              <w:rPr>
-                <w:rFonts w:ascii="Consolas" w:eastAsia="Times New Roman" w:hAnsi="Consolas" w:cs="Times New Roman"/>
-                <w:sz w:val="18"/>
-                <w:szCs w:val="18"/>
-                <w:lang w:val="en-US" w:eastAsia="ru-RU"/>
-              </w:rPr>
-              <w:t xml:space="preserve">                </w:t>
-            </w:r>
-            <w:r>
-              <w:rPr>
-                <w:rFonts w:ascii="Consolas" w:eastAsia="Times New Roman" w:hAnsi="Consolas" w:cs="Times New Roman"/>
-                <w:color w:val="0E00FF"/>
-                <w:sz w:val="18"/>
-                <w:szCs w:val="18"/>
-                <w:lang w:val="en-US" w:eastAsia="ru-RU"/>
-              </w:rPr>
-              <w:t xml:space="preserve">if </w:t>
-            </w:r>
-            <w:r>
-              <w:rPr>
-                <w:rFonts w:ascii="Consolas" w:eastAsia="Times New Roman" w:hAnsi="Consolas" w:cs="Times New Roman"/>
-                <w:sz w:val="18"/>
-                <w:szCs w:val="18"/>
-                <w:lang w:val="en-US" w:eastAsia="ru-RU"/>
-              </w:rPr>
-              <w:t>abs(delta) &lt;= eps</w:t>
-            </w:r>
-          </w:p>
-          <w:p>
-            <w:pPr>
-              <w:spacing w:after="0" w:line="240" w:lineRule="auto"/>
-              <w:rPr>
-                <w:rFonts w:ascii="Consolas" w:eastAsia="Times New Roman" w:hAnsi="Consolas" w:cs="Times New Roman"/>
-                <w:sz w:val="18"/>
-                <w:szCs w:val="18"/>
-                <w:lang w:val="en-US" w:eastAsia="ru-RU"/>
-              </w:rPr>
-            </w:pPr>
-            <w:r>
-              <w:rPr>
-                <w:rFonts w:ascii="Consolas" w:eastAsia="Times New Roman" w:hAnsi="Consolas" w:cs="Times New Roman"/>
-                <w:sz w:val="18"/>
-                <w:szCs w:val="18"/>
-                <w:lang w:val="en-US" w:eastAsia="ru-RU"/>
-              </w:rPr>
-              <w:t xml:space="preserve">                    </w:t>
-            </w:r>
-            <w:r>
-              <w:rPr>
-                <w:rFonts w:ascii="Consolas" w:eastAsia="Times New Roman" w:hAnsi="Consolas" w:cs="Times New Roman"/>
-                <w:color w:val="0E00FF"/>
-                <w:sz w:val="18"/>
-                <w:szCs w:val="18"/>
-                <w:lang w:val="en-US" w:eastAsia="ru-RU"/>
-              </w:rPr>
-              <w:t>break</w:t>
-            </w:r>
-            <w:r>
-              <w:rPr>
-                <w:rFonts w:ascii="Consolas" w:eastAsia="Times New Roman" w:hAnsi="Consolas" w:cs="Times New Roman"/>
-                <w:sz w:val="18"/>
-                <w:szCs w:val="18"/>
-                <w:lang w:val="en-US" w:eastAsia="ru-RU"/>
-              </w:rPr>
-              <w:t>;</w:t>
-            </w:r>
-          </w:p>
-          <w:p>
-            <w:pPr>
-              <w:spacing w:after="0" w:line="240" w:lineRule="auto"/>
-              <w:rPr>
-                <w:rFonts w:ascii="Consolas" w:eastAsia="Times New Roman" w:hAnsi="Consolas" w:cs="Times New Roman"/>
-                <w:sz w:val="18"/>
-                <w:szCs w:val="18"/>
-                <w:lang w:val="en-US" w:eastAsia="ru-RU"/>
-              </w:rPr>
-            </w:pPr>
-            <w:r>
-              <w:rPr>
-                <w:rFonts w:ascii="Consolas" w:eastAsia="Times New Roman" w:hAnsi="Consolas" w:cs="Times New Roman"/>
-                <w:sz w:val="18"/>
-                <w:szCs w:val="18"/>
-                <w:lang w:val="en-US" w:eastAsia="ru-RU"/>
-              </w:rPr>
-              <w:t xml:space="preserve">                </w:t>
-            </w:r>
-            <w:r>
-              <w:rPr>
-                <w:rFonts w:ascii="Consolas" w:eastAsia="Times New Roman" w:hAnsi="Consolas" w:cs="Times New Roman"/>
-                <w:color w:val="0E00FF"/>
-                <w:sz w:val="18"/>
-                <w:szCs w:val="18"/>
-                <w:lang w:val="en-US" w:eastAsia="ru-RU"/>
-              </w:rPr>
-              <w:t>else</w:t>
-            </w:r>
-          </w:p>
-          <w:p>
-            <w:pPr>
-              <w:spacing w:after="0" w:line="240" w:lineRule="auto"/>
-              <w:rPr>
-                <w:rFonts w:ascii="Consolas" w:eastAsia="Times New Roman" w:hAnsi="Consolas" w:cs="Times New Roman"/>
-                <w:sz w:val="18"/>
-                <w:szCs w:val="18"/>
-                <w:lang w:val="en-US" w:eastAsia="ru-RU"/>
-              </w:rPr>
-            </w:pPr>
-            <w:r>
-              <w:rPr>
-                <w:rFonts w:ascii="Consolas" w:eastAsia="Times New Roman" w:hAnsi="Consolas" w:cs="Times New Roman"/>
-                <w:sz w:val="18"/>
-                <w:szCs w:val="18"/>
-                <w:lang w:val="en-US" w:eastAsia="ru-RU"/>
-              </w:rPr>
-              <w:t xml:space="preserve">                    x0 = x1;</w:t>
-            </w:r>
-          </w:p>
-          <w:p>
-            <w:pPr>
-              <w:spacing w:after="0" w:line="240" w:lineRule="auto"/>
-              <w:rPr>
-                <w:rFonts w:ascii="Consolas" w:eastAsia="Times New Roman" w:hAnsi="Consolas" w:cs="Times New Roman"/>
-                <w:sz w:val="18"/>
-                <w:szCs w:val="18"/>
-                <w:lang w:val="en-US" w:eastAsia="ru-RU"/>
-              </w:rPr>
-            </w:pPr>
-            <w:r>
-              <w:rPr>
-                <w:rFonts w:ascii="Consolas" w:eastAsia="Times New Roman" w:hAnsi="Consolas" w:cs="Times New Roman"/>
-                <w:sz w:val="18"/>
-                <w:szCs w:val="18"/>
-                <w:lang w:val="en-US" w:eastAsia="ru-RU"/>
-              </w:rPr>
-              <w:t xml:space="preserve">                    f0 = f1;</w:t>
-            </w:r>
-          </w:p>
-          <w:p>
-            <w:pPr>
-              <w:spacing w:after="0" w:line="240" w:lineRule="auto"/>
-              <w:rPr>
-                <w:rFonts w:ascii="Consolas" w:eastAsia="Times New Roman" w:hAnsi="Consolas" w:cs="Times New Roman"/>
-                <w:sz w:val="18"/>
-                <w:szCs w:val="18"/>
-                <w:lang w:val="en-US" w:eastAsia="ru-RU"/>
-              </w:rPr>
-            </w:pPr>
-            <w:r>
-              <w:rPr>
-                <w:rFonts w:ascii="Consolas" w:eastAsia="Times New Roman" w:hAnsi="Consolas" w:cs="Times New Roman"/>
-                <w:sz w:val="18"/>
-                <w:szCs w:val="18"/>
-                <w:lang w:val="en-US" w:eastAsia="ru-RU"/>
-              </w:rPr>
-              <w:t xml:space="preserve">                    delta = -delta / 4;</w:t>
-            </w:r>
-          </w:p>
-          <w:p>
-            <w:pPr>
-              <w:spacing w:after="0" w:line="240" w:lineRule="auto"/>
-              <w:rPr>
-                <w:rFonts w:ascii="Consolas" w:eastAsia="Times New Roman" w:hAnsi="Consolas" w:cs="Times New Roman"/>
-                <w:sz w:val="18"/>
-                <w:szCs w:val="18"/>
-                <w:lang w:val="en-US" w:eastAsia="ru-RU"/>
-              </w:rPr>
-            </w:pPr>
-            <w:r>
-              <w:rPr>
-                <w:rFonts w:ascii="Consolas" w:eastAsia="Times New Roman" w:hAnsi="Consolas" w:cs="Times New Roman"/>
-                <w:sz w:val="18"/>
-                <w:szCs w:val="18"/>
-                <w:lang w:val="en-US" w:eastAsia="ru-RU"/>
-              </w:rPr>
-              <w:t xml:space="preserve">                </w:t>
-            </w:r>
-            <w:r>
-              <w:rPr>
-                <w:rFonts w:ascii="Consolas" w:eastAsia="Times New Roman" w:hAnsi="Consolas" w:cs="Times New Roman"/>
-                <w:color w:val="0E00FF"/>
-                <w:sz w:val="18"/>
-                <w:szCs w:val="18"/>
-                <w:lang w:val="en-US" w:eastAsia="ru-RU"/>
-              </w:rPr>
-              <w:t>end</w:t>
-            </w:r>
-          </w:p>
-          <w:p>
-            <w:pPr>
-              <w:spacing w:after="0" w:line="240" w:lineRule="auto"/>
-              <w:rPr>
-                <w:rFonts w:ascii="Consolas" w:eastAsia="Times New Roman" w:hAnsi="Consolas" w:cs="Times New Roman"/>
-                <w:sz w:val="18"/>
-                <w:szCs w:val="18"/>
-                <w:lang w:val="en-US" w:eastAsia="ru-RU"/>
-              </w:rPr>
-            </w:pPr>
-            <w:r>
-              <w:rPr>
-                <w:rFonts w:ascii="Consolas" w:eastAsia="Times New Roman" w:hAnsi="Consolas" w:cs="Times New Roman"/>
-                <w:sz w:val="18"/>
-                <w:szCs w:val="18"/>
-                <w:lang w:val="en-US" w:eastAsia="ru-RU"/>
-              </w:rPr>
-              <w:t xml:space="preserve">            </w:t>
-            </w:r>
-            <w:r>
-              <w:rPr>
-                <w:rFonts w:ascii="Consolas" w:eastAsia="Times New Roman" w:hAnsi="Consolas" w:cs="Times New Roman"/>
-                <w:color w:val="0E00FF"/>
-                <w:sz w:val="18"/>
-                <w:szCs w:val="18"/>
-                <w:lang w:val="en-US" w:eastAsia="ru-RU"/>
-              </w:rPr>
-              <w:t>end</w:t>
-            </w:r>
-          </w:p>
-          <w:p>
-            <w:pPr>
-              <w:spacing w:after="0" w:line="240" w:lineRule="auto"/>
-              <w:rPr>
-                <w:rFonts w:ascii="Consolas" w:eastAsia="Times New Roman" w:hAnsi="Consolas" w:cs="Times New Roman"/>
-                <w:sz w:val="18"/>
-                <w:szCs w:val="18"/>
-                <w:lang w:val="en-US" w:eastAsia="ru-RU"/>
-              </w:rPr>
-            </w:pPr>
-            <w:r>
-              <w:rPr>
-                <w:rFonts w:ascii="Consolas" w:eastAsia="Times New Roman" w:hAnsi="Consolas" w:cs="Times New Roman"/>
-                <w:sz w:val="18"/>
-                <w:szCs w:val="18"/>
-                <w:lang w:val="en-US" w:eastAsia="ru-RU"/>
-              </w:rPr>
-              <w:t xml:space="preserve">        </w:t>
-            </w:r>
-            <w:r>
-              <w:rPr>
-                <w:rFonts w:ascii="Consolas" w:eastAsia="Times New Roman" w:hAnsi="Consolas" w:cs="Times New Roman"/>
-                <w:color w:val="0E00FF"/>
-                <w:sz w:val="18"/>
-                <w:szCs w:val="18"/>
-                <w:lang w:val="en-US" w:eastAsia="ru-RU"/>
-              </w:rPr>
-              <w:t>else</w:t>
-            </w:r>
-          </w:p>
-          <w:p>
-            <w:pPr>
-              <w:spacing w:after="0" w:line="240" w:lineRule="auto"/>
-              <w:rPr>
-                <w:rFonts w:ascii="Consolas" w:eastAsia="Times New Roman" w:hAnsi="Consolas" w:cs="Times New Roman"/>
-                <w:sz w:val="18"/>
-                <w:szCs w:val="18"/>
-                <w:lang w:val="en-US" w:eastAsia="ru-RU"/>
-              </w:rPr>
-            </w:pPr>
-            <w:r>
-              <w:rPr>
-                <w:rFonts w:ascii="Consolas" w:eastAsia="Times New Roman" w:hAnsi="Consolas" w:cs="Times New Roman"/>
-                <w:sz w:val="18"/>
-                <w:szCs w:val="18"/>
-                <w:lang w:val="en-US" w:eastAsia="ru-RU"/>
-              </w:rPr>
-              <w:t xml:space="preserve">            </w:t>
-            </w:r>
-            <w:r>
-              <w:rPr>
-                <w:rFonts w:ascii="Consolas" w:eastAsia="Times New Roman" w:hAnsi="Consolas" w:cs="Times New Roman"/>
-                <w:color w:val="0E00FF"/>
-                <w:sz w:val="18"/>
-                <w:szCs w:val="18"/>
-                <w:lang w:val="en-US" w:eastAsia="ru-RU"/>
-              </w:rPr>
-              <w:t xml:space="preserve">if </w:t>
-            </w:r>
-            <w:r>
-              <w:rPr>
-                <w:rFonts w:ascii="Consolas" w:eastAsia="Times New Roman" w:hAnsi="Consolas" w:cs="Times New Roman"/>
-                <w:sz w:val="18"/>
-                <w:szCs w:val="18"/>
-                <w:lang w:val="en-US" w:eastAsia="ru-RU"/>
-              </w:rPr>
-              <w:t>abs(delta) &lt;= eps</w:t>
-            </w:r>
-          </w:p>
-          <w:p>
-            <w:pPr>
-              <w:spacing w:after="0" w:line="240" w:lineRule="auto"/>
-              <w:rPr>
-                <w:rFonts w:ascii="Consolas" w:eastAsia="Times New Roman" w:hAnsi="Consolas" w:cs="Times New Roman"/>
-                <w:sz w:val="18"/>
-                <w:szCs w:val="18"/>
-                <w:lang w:val="en-US" w:eastAsia="ru-RU"/>
-              </w:rPr>
-            </w:pPr>
-            <w:r>
-              <w:rPr>
-                <w:rFonts w:ascii="Consolas" w:eastAsia="Times New Roman" w:hAnsi="Consolas" w:cs="Times New Roman"/>
-                <w:sz w:val="18"/>
-                <w:szCs w:val="18"/>
-                <w:lang w:val="en-US" w:eastAsia="ru-RU"/>
-              </w:rPr>
-              <w:t xml:space="preserve">                </w:t>
-            </w:r>
-            <w:r>
-              <w:rPr>
-                <w:rFonts w:ascii="Consolas" w:eastAsia="Times New Roman" w:hAnsi="Consolas" w:cs="Times New Roman"/>
-                <w:color w:val="0E00FF"/>
-                <w:sz w:val="18"/>
-                <w:szCs w:val="18"/>
-                <w:lang w:val="en-US" w:eastAsia="ru-RU"/>
-              </w:rPr>
-              <w:t>break</w:t>
-            </w:r>
-            <w:r>
-              <w:rPr>
-                <w:rFonts w:ascii="Consolas" w:eastAsia="Times New Roman" w:hAnsi="Consolas" w:cs="Times New Roman"/>
-                <w:sz w:val="18"/>
-                <w:szCs w:val="18"/>
-                <w:lang w:val="en-US" w:eastAsia="ru-RU"/>
-              </w:rPr>
-              <w:t>;</w:t>
-            </w:r>
-          </w:p>
-          <w:p>
-            <w:pPr>
-              <w:spacing w:after="0" w:line="240" w:lineRule="auto"/>
-              <w:rPr>
-                <w:rFonts w:ascii="Consolas" w:eastAsia="Times New Roman" w:hAnsi="Consolas" w:cs="Times New Roman"/>
-                <w:sz w:val="18"/>
-                <w:szCs w:val="18"/>
-                <w:lang w:val="en-US" w:eastAsia="ru-RU"/>
-              </w:rPr>
-            </w:pPr>
-            <w:r>
-              <w:rPr>
-                <w:rFonts w:ascii="Consolas" w:eastAsia="Times New Roman" w:hAnsi="Consolas" w:cs="Times New Roman"/>
-                <w:sz w:val="18"/>
-                <w:szCs w:val="18"/>
-                <w:lang w:val="en-US" w:eastAsia="ru-RU"/>
-              </w:rPr>
-              <w:t xml:space="preserve">            </w:t>
-            </w:r>
-            <w:r>
-              <w:rPr>
-                <w:rFonts w:ascii="Consolas" w:eastAsia="Times New Roman" w:hAnsi="Consolas" w:cs="Times New Roman"/>
-                <w:color w:val="0E00FF"/>
-                <w:sz w:val="18"/>
-                <w:szCs w:val="18"/>
-                <w:lang w:val="en-US" w:eastAsia="ru-RU"/>
-              </w:rPr>
-              <w:t>else</w:t>
-            </w:r>
-          </w:p>
-          <w:p>
-            <w:pPr>
-              <w:spacing w:after="0" w:line="240" w:lineRule="auto"/>
-              <w:rPr>
-                <w:rFonts w:ascii="Consolas" w:eastAsia="Times New Roman" w:hAnsi="Consolas" w:cs="Times New Roman"/>
-                <w:sz w:val="18"/>
-                <w:szCs w:val="18"/>
-                <w:lang w:val="en-US" w:eastAsia="ru-RU"/>
-              </w:rPr>
-            </w:pPr>
-            <w:r>
-              <w:rPr>
-                <w:rFonts w:ascii="Consolas" w:eastAsia="Times New Roman" w:hAnsi="Consolas" w:cs="Times New Roman"/>
-                <w:sz w:val="18"/>
-                <w:szCs w:val="18"/>
-                <w:lang w:val="en-US" w:eastAsia="ru-RU"/>
-              </w:rPr>
-              <w:t xml:space="preserve">                x0 = x1;</w:t>
-            </w:r>
-          </w:p>
-          <w:p>
-            <w:pPr>
-              <w:spacing w:after="0" w:line="240" w:lineRule="auto"/>
-              <w:rPr>
-                <w:rFonts w:ascii="Consolas" w:eastAsia="Times New Roman" w:hAnsi="Consolas" w:cs="Times New Roman"/>
-                <w:sz w:val="18"/>
-                <w:szCs w:val="18"/>
-                <w:lang w:val="en-US" w:eastAsia="ru-RU"/>
-              </w:rPr>
-            </w:pPr>
-            <w:r>
-              <w:rPr>
-                <w:rFonts w:ascii="Consolas" w:eastAsia="Times New Roman" w:hAnsi="Consolas" w:cs="Times New Roman"/>
-                <w:sz w:val="18"/>
-                <w:szCs w:val="18"/>
-                <w:lang w:val="en-US" w:eastAsia="ru-RU"/>
-              </w:rPr>
-              <w:t xml:space="preserve">                f0 = f1;</w:t>
-            </w:r>
-          </w:p>
-          <w:p>
-            <w:pPr>
-              <w:spacing w:after="0" w:line="240" w:lineRule="auto"/>
-              <w:rPr>
-                <w:rFonts w:ascii="Consolas" w:eastAsia="Times New Roman" w:hAnsi="Consolas" w:cs="Times New Roman"/>
-                <w:sz w:val="18"/>
-                <w:szCs w:val="18"/>
-                <w:lang w:val="en-US" w:eastAsia="ru-RU"/>
-              </w:rPr>
-            </w:pPr>
-            <w:r>
-              <w:rPr>
-                <w:rFonts w:ascii="Consolas" w:eastAsia="Times New Roman" w:hAnsi="Consolas" w:cs="Times New Roman"/>
-                <w:sz w:val="18"/>
-                <w:szCs w:val="18"/>
-                <w:lang w:val="en-US" w:eastAsia="ru-RU"/>
-              </w:rPr>
-              <w:t xml:space="preserve">                delta = -delta / 4;</w:t>
-            </w:r>
-          </w:p>
-          <w:p>
-            <w:pPr>
-              <w:spacing w:after="0" w:line="240" w:lineRule="auto"/>
-              <w:rPr>
-                <w:rFonts w:ascii="Consolas" w:eastAsia="Times New Roman" w:hAnsi="Consolas" w:cs="Times New Roman"/>
-                <w:sz w:val="18"/>
-                <w:szCs w:val="18"/>
-                <w:lang w:val="en-US" w:eastAsia="ru-RU"/>
-              </w:rPr>
-            </w:pPr>
-            <w:r>
-              <w:rPr>
-                <w:rFonts w:ascii="Consolas" w:eastAsia="Times New Roman" w:hAnsi="Consolas" w:cs="Times New Roman"/>
-                <w:sz w:val="18"/>
-                <w:szCs w:val="18"/>
-                <w:lang w:val="en-US" w:eastAsia="ru-RU"/>
-              </w:rPr>
-              <w:t xml:space="preserve">            </w:t>
-            </w:r>
-            <w:r>
-              <w:rPr>
-                <w:rFonts w:ascii="Consolas" w:eastAsia="Times New Roman" w:hAnsi="Consolas" w:cs="Times New Roman"/>
-                <w:color w:val="0E00FF"/>
-                <w:sz w:val="18"/>
-                <w:szCs w:val="18"/>
-                <w:lang w:val="en-US" w:eastAsia="ru-RU"/>
-              </w:rPr>
-              <w:t>end</w:t>
-            </w:r>
-          </w:p>
-          <w:p>
-            <w:pPr>
-              <w:spacing w:after="0" w:line="240" w:lineRule="auto"/>
-              <w:rPr>
-                <w:rFonts w:ascii="Consolas" w:eastAsia="Times New Roman" w:hAnsi="Consolas" w:cs="Times New Roman"/>
-                <w:sz w:val="18"/>
-                <w:szCs w:val="18"/>
-                <w:lang w:val="en-US" w:eastAsia="ru-RU"/>
-              </w:rPr>
-            </w:pPr>
-            <w:r>
-              <w:rPr>
-                <w:rFonts w:ascii="Consolas" w:eastAsia="Times New Roman" w:hAnsi="Consolas" w:cs="Times New Roman"/>
-                <w:sz w:val="18"/>
-                <w:szCs w:val="18"/>
-                <w:lang w:val="en-US" w:eastAsia="ru-RU"/>
-              </w:rPr>
-              <w:t xml:space="preserve">        </w:t>
-            </w:r>
-            <w:r>
-              <w:rPr>
-                <w:rFonts w:ascii="Consolas" w:eastAsia="Times New Roman" w:hAnsi="Consolas" w:cs="Times New Roman"/>
-                <w:color w:val="0E00FF"/>
-                <w:sz w:val="18"/>
-                <w:szCs w:val="18"/>
-                <w:lang w:val="en-US" w:eastAsia="ru-RU"/>
-              </w:rPr>
-              <w:t>end</w:t>
-            </w:r>
-          </w:p>
-          <w:p>
-            <w:pPr>
-              <w:spacing w:after="0" w:line="240" w:lineRule="auto"/>
-              <w:rPr>
-                <w:rFonts w:ascii="Consolas" w:eastAsia="Times New Roman" w:hAnsi="Consolas" w:cs="Times New Roman"/>
-                <w:sz w:val="18"/>
-                <w:szCs w:val="18"/>
-                <w:lang w:val="en-US" w:eastAsia="ru-RU"/>
-              </w:rPr>
-            </w:pPr>
-            <w:r>
-              <w:rPr>
-                <w:rFonts w:ascii="Consolas" w:eastAsia="Times New Roman" w:hAnsi="Consolas" w:cs="Times New Roman"/>
-                <w:sz w:val="18"/>
-                <w:szCs w:val="18"/>
-                <w:lang w:val="en-US" w:eastAsia="ru-RU"/>
-              </w:rPr>
-              <w:t xml:space="preserve">    </w:t>
-            </w:r>
-            <w:r>
-              <w:rPr>
-                <w:rFonts w:ascii="Consolas" w:eastAsia="Times New Roman" w:hAnsi="Consolas" w:cs="Times New Roman"/>
-                <w:color w:val="0E00FF"/>
-                <w:sz w:val="18"/>
-                <w:szCs w:val="18"/>
-                <w:lang w:val="en-US" w:eastAsia="ru-RU"/>
-              </w:rPr>
-              <w:t>end</w:t>
-            </w:r>
-          </w:p>
-          <w:p>
-            <w:pPr>
-              <w:spacing w:after="0" w:line="240" w:lineRule="auto"/>
-              <w:rPr>
-                <w:rFonts w:ascii="Consolas" w:eastAsia="Times New Roman" w:hAnsi="Consolas" w:cs="Times New Roman"/>
-                <w:sz w:val="18"/>
-                <w:szCs w:val="18"/>
-                <w:lang w:val="en-US" w:eastAsia="ru-RU"/>
-              </w:rPr>
-            </w:pPr>
-          </w:p>
-          <w:p>
-            <w:pPr>
-              <w:spacing w:after="0" w:line="240" w:lineRule="auto"/>
-              <w:rPr>
-                <w:rFonts w:ascii="Consolas" w:eastAsia="Times New Roman" w:hAnsi="Consolas" w:cs="Times New Roman"/>
-                <w:sz w:val="18"/>
-                <w:szCs w:val="18"/>
-                <w:lang w:val="en-US" w:eastAsia="ru-RU"/>
-              </w:rPr>
-            </w:pPr>
-            <w:r>
-              <w:rPr>
-                <w:rFonts w:ascii="Consolas" w:eastAsia="Times New Roman" w:hAnsi="Consolas" w:cs="Times New Roman"/>
-                <w:sz w:val="18"/>
-                <w:szCs w:val="18"/>
-                <w:lang w:val="en-US" w:eastAsia="ru-RU"/>
-              </w:rPr>
-              <w:t xml:space="preserve">    i = i + 1;</w:t>
-            </w:r>
-          </w:p>
-          <w:p>
-            <w:pPr>
-              <w:spacing w:after="0" w:line="240" w:lineRule="auto"/>
-              <w:rPr>
-                <w:rFonts w:ascii="Consolas" w:eastAsia="Times New Roman" w:hAnsi="Consolas" w:cs="Times New Roman"/>
-                <w:sz w:val="18"/>
-                <w:szCs w:val="18"/>
-                <w:lang w:val="en-US" w:eastAsia="ru-RU"/>
-              </w:rPr>
-            </w:pPr>
-            <w:r>
-              <w:rPr>
-                <w:rFonts w:ascii="Consolas" w:eastAsia="Times New Roman" w:hAnsi="Consolas" w:cs="Times New Roman"/>
-                <w:sz w:val="18"/>
-                <w:szCs w:val="18"/>
-                <w:lang w:val="en-US" w:eastAsia="ru-RU"/>
-              </w:rPr>
-              <w:t xml:space="preserve">    </w:t>
-            </w:r>
-            <w:r>
-              <w:rPr>
-                <w:rFonts w:ascii="Consolas" w:eastAsia="Times New Roman" w:hAnsi="Consolas" w:cs="Times New Roman"/>
-                <w:color w:val="0E00FF"/>
-                <w:sz w:val="18"/>
-                <w:szCs w:val="18"/>
-                <w:lang w:val="en-US" w:eastAsia="ru-RU"/>
-              </w:rPr>
-              <w:t xml:space="preserve">if </w:t>
-            </w:r>
-            <w:r>
-              <w:rPr>
-                <w:rFonts w:ascii="Consolas" w:eastAsia="Times New Roman" w:hAnsi="Consolas" w:cs="Times New Roman"/>
-                <w:sz w:val="18"/>
-                <w:szCs w:val="18"/>
-                <w:lang w:val="en-US" w:eastAsia="ru-RU"/>
-              </w:rPr>
-              <w:t>debugFlg</w:t>
-            </w:r>
-          </w:p>
-          <w:p>
-            <w:pPr>
-              <w:spacing w:after="0" w:line="240" w:lineRule="auto"/>
-              <w:rPr>
-                <w:rFonts w:ascii="Consolas" w:eastAsia="Times New Roman" w:hAnsi="Consolas" w:cs="Times New Roman"/>
-                <w:sz w:val="18"/>
-                <w:szCs w:val="18"/>
-                <w:lang w:val="en-US" w:eastAsia="ru-RU"/>
-              </w:rPr>
-            </w:pPr>
-            <w:r>
-              <w:rPr>
-                <w:rFonts w:ascii="Consolas" w:eastAsia="Times New Roman" w:hAnsi="Consolas" w:cs="Times New Roman"/>
-                <w:sz w:val="18"/>
-                <w:szCs w:val="18"/>
-                <w:lang w:val="en-US" w:eastAsia="ru-RU"/>
-              </w:rPr>
-              <w:t xml:space="preserve">        fprintf(</w:t>
-            </w:r>
-            <w:r>
-              <w:rPr>
-                <w:rFonts w:ascii="Consolas" w:eastAsia="Times New Roman" w:hAnsi="Consolas" w:cs="Times New Roman"/>
-                <w:color w:val="AA04F9"/>
-                <w:sz w:val="18"/>
-                <w:szCs w:val="18"/>
-                <w:lang w:val="en-US" w:eastAsia="ru-RU"/>
-              </w:rPr>
-              <w:t>'№ %2d x*=%.10f f(x*)=%.10f\n'</w:t>
-            </w:r>
-            <w:r>
-              <w:rPr>
-                <w:rFonts w:ascii="Consolas" w:eastAsia="Times New Roman" w:hAnsi="Consolas" w:cs="Times New Roman"/>
-                <w:sz w:val="18"/>
-                <w:szCs w:val="18"/>
-                <w:lang w:val="en-US" w:eastAsia="ru-RU"/>
-              </w:rPr>
-              <w:t>, i, x0, f0);</w:t>
-            </w:r>
-          </w:p>
-          <w:p>
-            <w:pPr>
-              <w:spacing w:after="0" w:line="240" w:lineRule="auto"/>
-              <w:rPr>
-                <w:rFonts w:ascii="Consolas" w:eastAsia="Times New Roman" w:hAnsi="Consolas" w:cs="Times New Roman"/>
-                <w:sz w:val="18"/>
-                <w:szCs w:val="18"/>
-                <w:lang w:val="en-US" w:eastAsia="ru-RU"/>
-              </w:rPr>
-            </w:pPr>
-            <w:r>
-              <w:rPr>
-                <w:rFonts w:ascii="Consolas" w:eastAsia="Times New Roman" w:hAnsi="Consolas" w:cs="Times New Roman"/>
-                <w:sz w:val="18"/>
-                <w:szCs w:val="18"/>
-                <w:lang w:val="en-US" w:eastAsia="ru-RU"/>
-              </w:rPr>
-              <w:t xml:space="preserve">        fprintf(</w:t>
-            </w:r>
-            <w:r>
-              <w:rPr>
-                <w:rFonts w:ascii="Consolas" w:eastAsia="Times New Roman" w:hAnsi="Consolas" w:cs="Times New Roman"/>
-                <w:color w:val="AA04F9"/>
-                <w:sz w:val="18"/>
-                <w:szCs w:val="18"/>
-                <w:lang w:val="en-US" w:eastAsia="ru-RU"/>
-              </w:rPr>
-              <w:t>'RESULT: x*=%.10f f(x*)=%.10f\n'</w:t>
-            </w:r>
-            <w:r>
-              <w:rPr>
-                <w:rFonts w:ascii="Consolas" w:eastAsia="Times New Roman" w:hAnsi="Consolas" w:cs="Times New Roman"/>
-                <w:sz w:val="18"/>
-                <w:szCs w:val="18"/>
-                <w:lang w:val="en-US" w:eastAsia="ru-RU"/>
-              </w:rPr>
-              <w:t>, x0, f0);</w:t>
-            </w:r>
-          </w:p>
-          <w:p>
-            <w:pPr>
-              <w:spacing w:after="0" w:line="240" w:lineRule="auto"/>
-              <w:rPr>
-                <w:rFonts w:ascii="Consolas" w:eastAsia="Times New Roman" w:hAnsi="Consolas" w:cs="Times New Roman"/>
-                <w:sz w:val="18"/>
-                <w:szCs w:val="18"/>
-                <w:lang w:val="en-US" w:eastAsia="ru-RU"/>
-              </w:rPr>
-            </w:pPr>
-            <w:r>
-              <w:rPr>
-                <w:rFonts w:ascii="Consolas" w:eastAsia="Times New Roman" w:hAnsi="Consolas" w:cs="Times New Roman"/>
-                <w:sz w:val="18"/>
-                <w:szCs w:val="18"/>
-                <w:lang w:val="en-US" w:eastAsia="ru-RU"/>
-              </w:rPr>
-              <w:t xml:space="preserve">    </w:t>
-            </w:r>
-            <w:r>
-              <w:rPr>
-                <w:rFonts w:ascii="Consolas" w:eastAsia="Times New Roman" w:hAnsi="Consolas" w:cs="Times New Roman"/>
-                <w:color w:val="0E00FF"/>
-                <w:sz w:val="18"/>
-                <w:szCs w:val="18"/>
-                <w:lang w:val="en-US" w:eastAsia="ru-RU"/>
-              </w:rPr>
-              <w:t>end</w:t>
-            </w:r>
-          </w:p>
-          <w:p>
-            <w:pPr>
-              <w:spacing w:after="0" w:line="240" w:lineRule="auto"/>
-              <w:rPr>
-                <w:rFonts w:ascii="Consolas" w:eastAsia="Times New Roman" w:hAnsi="Consolas" w:cs="Times New Roman"/>
-                <w:sz w:val="18"/>
-                <w:szCs w:val="18"/>
-                <w:lang w:val="en-US" w:eastAsia="ru-RU"/>
-              </w:rPr>
-            </w:pPr>
-            <w:r>
-              <w:rPr>
-                <w:rFonts w:ascii="Consolas" w:eastAsia="Times New Roman" w:hAnsi="Consolas" w:cs="Times New Roman"/>
-                <w:color w:val="0E00FF"/>
-                <w:sz w:val="18"/>
-                <w:szCs w:val="18"/>
-                <w:lang w:val="en-US" w:eastAsia="ru-RU"/>
-              </w:rPr>
-              <w:t>end</w:t>
-            </w:r>
-          </w:p>
-          <w:p>
-            <w:pPr>
-              <w:spacing w:after="0" w:line="240" w:lineRule="auto"/>
-              <w:rPr>
-                <w:rFonts w:ascii="Consolas" w:eastAsia="Times New Roman" w:hAnsi="Consolas" w:cs="Times New Roman"/>
-                <w:sz w:val="18"/>
-                <w:szCs w:val="18"/>
-                <w:lang w:val="en-US" w:eastAsia="ru-RU"/>
-              </w:rPr>
-            </w:pPr>
-            <w:r>
-              <w:rPr>
-                <w:rFonts w:ascii="Consolas" w:eastAsia="Times New Roman" w:hAnsi="Consolas" w:cs="Times New Roman"/>
-                <w:color w:val="0E00FF"/>
-                <w:sz w:val="18"/>
-                <w:szCs w:val="18"/>
-                <w:lang w:val="en-US" w:eastAsia="ru-RU"/>
-              </w:rPr>
-              <w:t xml:space="preserve">function </w:t>
-            </w:r>
-            <w:r>
-              <w:rPr>
-                <w:rFonts w:ascii="Consolas" w:eastAsia="Times New Roman" w:hAnsi="Consolas" w:cs="Times New Roman"/>
-                <w:sz w:val="18"/>
-                <w:szCs w:val="18"/>
-                <w:lang w:val="en-US" w:eastAsia="ru-RU"/>
-              </w:rPr>
-              <w:t>y = f(x)</w:t>
-            </w:r>
-          </w:p>
-          <w:p>
-            <w:pPr>
-              <w:spacing w:after="0" w:line="240" w:lineRule="auto"/>
-              <w:rPr>
-                <w:rFonts w:ascii="Consolas" w:eastAsia="Times New Roman" w:hAnsi="Consolas" w:cs="Times New Roman"/>
-                <w:sz w:val="18"/>
-                <w:szCs w:val="18"/>
-                <w:lang w:val="en-US" w:eastAsia="ru-RU"/>
-              </w:rPr>
-            </w:pPr>
-            <w:r>
-              <w:rPr>
-                <w:rFonts w:ascii="Consolas" w:eastAsia="Times New Roman" w:hAnsi="Consolas" w:cs="Times New Roman"/>
-                <w:sz w:val="18"/>
-                <w:szCs w:val="18"/>
-                <w:lang w:val="en-US" w:eastAsia="ru-RU"/>
-              </w:rPr>
-              <w:t xml:space="preserve">    </w:t>
-            </w:r>
-            <w:r>
-              <w:rPr>
-                <w:rFonts w:ascii="Consolas" w:eastAsia="Times New Roman" w:hAnsi="Consolas" w:cs="Times New Roman"/>
-                <w:sz w:val="18"/>
-                <w:szCs w:val="18"/>
-                <w:lang w:val="en-US" w:eastAsia="ru-RU"/>
-              </w:rPr>
-              <w:t>y = power(4 * power(x,3) + 2 * x * x - 4 * x + 2, sqrt(2)) + asin(1 / (-x * x + x + 5)) + 5.0;</w:t>
-            </w:r>
-          </w:p>
-          <w:p>
-            <w:pPr>
-              <w:spacing w:after="0" w:line="240" w:lineRule="auto"/>
-              <w:rPr>
-                <w:rFonts w:ascii="Consolas" w:eastAsia="Times New Roman" w:hAnsi="Consolas" w:cs="Times New Roman"/>
-                <w:sz w:val="18"/>
-                <w:szCs w:val="18"/>
-                <w:lang w:eastAsia="ru-RU"/>
-              </w:rPr>
-            </w:pPr>
-            <w:r>
-              <w:rPr>
-                <w:rFonts w:ascii="Consolas" w:eastAsia="Times New Roman" w:hAnsi="Consolas" w:cs="Times New Roman"/>
-                <w:color w:val="0E00FF"/>
-                <w:sz w:val="18"/>
-                <w:szCs w:val="18"/>
-                <w:lang w:eastAsia="ru-RU"/>
-              </w:rPr>
-              <w:t>end</w:t>
-            </w:r>
-          </w:p>
-          <w:p>
-            <w:pPr>
-              <w:spacing w:after="0" w:line="240" w:lineRule="auto"/>
-              <w:rPr>
-                <w:rFonts w:ascii="Consolas" w:eastAsia="Times New Roman" w:hAnsi="Consolas" w:cs="Times New Roman"/>
-                <w:sz w:val="18"/>
-                <w:szCs w:val="18"/>
-                <w:lang w:eastAsia="ru-RU"/>
-              </w:rPr>
-            </w:pPr>
           </w:p>
         </w:tc>
       </w:tr>
@@ -5236,7 +5060,7 @@
                 <w:rFonts w:ascii="Times New Roman" w:eastAsia="Calibri" w:hAnsi="Times New Roman" w:cs="Times New Roman"/>
                 <w:sz w:val="28"/>
               </w:rPr>
-              <w:t>6.1464397418</w:t>
+              <w:t>-3.8535602582</w:t>
             </w:r>
           </w:p>
         </w:tc>
@@ -5364,7 +5188,7 @@
                 <w:rFonts w:ascii="Times New Roman" w:eastAsia="Calibri" w:hAnsi="Times New Roman" w:cs="Times New Roman"/>
                 <w:sz w:val="28"/>
               </w:rPr>
-              <w:t>6.1464314594</w:t>
+              <w:t>-3.8535685406</w:t>
             </w:r>
           </w:p>
         </w:tc>
@@ -5484,7 +5308,7 @@
                 <w:rFonts w:ascii="Times New Roman" w:eastAsia="Calibri" w:hAnsi="Times New Roman" w:cs="Times New Roman"/>
                 <w:sz w:val="28"/>
               </w:rPr>
-              <w:t>6.1464314585</w:t>
+              <w:t>-3.8535685415</w:t>
             </w:r>
           </w:p>
         </w:tc>
